--- a/labs/Lab4.docx
+++ b/labs/Lab4.docx
@@ -1,6 +1,6 @@
 
 <file path=word/document.xml><?xml version="1.0" encoding="utf-8"?>
-<w:document xmlns:wpc="http://schemas.microsoft.com/office/word/2010/wordprocessingCanvas" xmlns:cx="http://schemas.microsoft.com/office/drawing/2014/chartex" xmlns:cx1="http://schemas.microsoft.com/office/drawing/2015/9/8/chartex" xmlns:cx2="http://schemas.microsoft.com/office/drawing/2015/10/21/chartex" xmlns:cx3="http://schemas.microsoft.com/office/drawing/2016/5/9/chartex" xmlns:cx4="http://schemas.microsoft.com/office/drawing/2016/5/10/chartex" xmlns:cx5="http://schemas.microsoft.com/office/drawing/2016/5/11/chartex" xmlns:cx6="http://schemas.microsoft.com/office/drawing/2016/5/12/chartex" xmlns:cx7="http://schemas.microsoft.com/office/drawing/2016/5/13/chartex" xmlns:cx8="http://schemas.microsoft.com/office/drawing/2016/5/14/chartex" xmlns:mc="http://schemas.openxmlformats.org/markup-compatibility/2006" xmlns:aink="http://schemas.microsoft.com/office/drawing/2016/ink" xmlns:am3d="http://schemas.microsoft.com/office/drawing/2017/model3d" xmlns:o="urn:schemas-microsoft-com:office:office" xmlns:oel="http://schemas.microsoft.com/office/2019/extlst" xmlns:r="http://schemas.openxmlformats.org/officeDocument/2006/relationships" xmlns:m="http://schemas.openxmlformats.org/officeDocument/2006/math" xmlns:v="urn:schemas-microsoft-com:vml" xmlns:wp14="http://schemas.microsoft.com/office/word/2010/wordprocessingDrawing" xmlns:wp="http://schemas.openxmlformats.org/drawingml/2006/wordprocessingDrawing" xmlns:w10="urn:schemas-microsoft-com:office:word" xmlns:w="http://schemas.openxmlformats.org/wordprocessingml/2006/main" xmlns:w14="http://schemas.microsoft.com/office/word/2010/wordml" xmlns:w15="http://schemas.microsoft.com/office/word/2012/wordml" xmlns:w16cex="http://schemas.microsoft.com/office/word/2018/wordml/cex" xmlns:w16cid="http://schemas.microsoft.com/office/word/2016/wordml/cid" xmlns:w16="http://schemas.microsoft.com/office/word/2018/wordml" xmlns:w16du="http://schemas.microsoft.com/office/word/2023/wordml/word16du" xmlns:w16sdtdh="http://schemas.microsoft.com/office/word/2020/wordml/sdtdatahash" xmlns:w16se="http://schemas.microsoft.com/office/word/2015/wordml/symex" xmlns:wpg="http://schemas.microsoft.com/office/word/2010/wordprocessingGroup" xmlns:wpi="http://schemas.microsoft.com/office/word/2010/wordprocessingInk" xmlns:wne="http://schemas.microsoft.com/office/word/2006/wordml" xmlns:wps="http://schemas.microsoft.com/office/word/2010/wordprocessingShape" mc:Ignorable="w14 w15 w16se w16cid w16 w16cex w16sdtdh w16du wp14">
+<w:document xmlns:wpc="http://schemas.microsoft.com/office/word/2010/wordprocessingCanvas" xmlns:cx="http://schemas.microsoft.com/office/drawing/2014/chartex" xmlns:cx1="http://schemas.microsoft.com/office/drawing/2015/9/8/chartex" xmlns:cx2="http://schemas.microsoft.com/office/drawing/2015/10/21/chartex" xmlns:cx3="http://schemas.microsoft.com/office/drawing/2016/5/9/chartex" xmlns:cx4="http://schemas.microsoft.com/office/drawing/2016/5/10/chartex" xmlns:cx5="http://schemas.microsoft.com/office/drawing/2016/5/11/chartex" xmlns:cx6="http://schemas.microsoft.com/office/drawing/2016/5/12/chartex" xmlns:cx7="http://schemas.microsoft.com/office/drawing/2016/5/13/chartex" xmlns:cx8="http://schemas.microsoft.com/office/drawing/2016/5/14/chartex" xmlns:mc="http://schemas.openxmlformats.org/markup-compatibility/2006" xmlns:aink="http://schemas.microsoft.com/office/drawing/2016/ink" xmlns:am3d="http://schemas.microsoft.com/office/drawing/2017/model3d" xmlns:o="urn:schemas-microsoft-com:office:office" xmlns:oel="http://schemas.microsoft.com/office/2019/extlst" xmlns:r="http://schemas.openxmlformats.org/officeDocument/2006/relationships" xmlns:m="http://schemas.openxmlformats.org/officeDocument/2006/math" xmlns:v="urn:schemas-microsoft-com:vml" xmlns:wp14="http://schemas.microsoft.com/office/word/2010/wordprocessingDrawing" xmlns:wp="http://schemas.openxmlformats.org/drawingml/2006/wordprocessingDrawing" xmlns:w10="urn:schemas-microsoft-com:office:word" xmlns:w="http://schemas.openxmlformats.org/wordprocessingml/2006/main" xmlns:w14="http://schemas.microsoft.com/office/word/2010/wordml" xmlns:w15="http://schemas.microsoft.com/office/word/2012/wordml" xmlns:w16cex="http://schemas.microsoft.com/office/word/2018/wordml/cex" xmlns:w16cid="http://schemas.microsoft.com/office/word/2016/wordml/cid" xmlns:w16="http://schemas.microsoft.com/office/word/2018/wordml" xmlns:w16du="http://schemas.microsoft.com/office/word/2023/wordml/word16du" xmlns:w16sdtdh="http://schemas.microsoft.com/office/word/2020/wordml/sdtdatahash" xmlns:w16sdtfl="http://schemas.microsoft.com/office/word/2024/wordml/sdtformatlock" xmlns:w16se="http://schemas.microsoft.com/office/word/2015/wordml/symex" xmlns:wpg="http://schemas.microsoft.com/office/word/2010/wordprocessingGroup" xmlns:wpi="http://schemas.microsoft.com/office/word/2010/wordprocessingInk" xmlns:wne="http://schemas.microsoft.com/office/word/2006/wordml" xmlns:wps="http://schemas.microsoft.com/office/word/2010/wordprocessingShape" mc:Ignorable="w14 w15 w16se w16cid w16 w16cex w16sdtdh w16sdtfl w16du wp14">
   <w:body>
     <w:p>
       <w:pPr>
@@ -33,26 +33,35 @@
         </w:rPr>
         <w:t>Lab 3: 10/</w:t>
       </w:r>
+      <w:proofErr w:type="gramStart"/>
       <w:r>
         <w:rPr>
           <w:sz w:val="28"/>
           <w:szCs w:val="28"/>
         </w:rPr>
-        <w:t>23</w:t>
+        <w:t xml:space="preserve">21 </w:t>
       </w:r>
       <w:r>
         <w:rPr>
           <w:sz w:val="28"/>
           <w:szCs w:val="28"/>
         </w:rPr>
-        <w:t xml:space="preserve"> and 10/</w:t>
-      </w:r>
+        <w:t xml:space="preserve"> and</w:t>
+      </w:r>
+      <w:proofErr w:type="gramEnd"/>
       <w:r>
         <w:rPr>
           <w:sz w:val="28"/>
           <w:szCs w:val="28"/>
         </w:rPr>
-        <w:t>24</w:t>
+        <w:t xml:space="preserve"> 10/</w:t>
+      </w:r>
+      <w:r>
+        <w:rPr>
+          <w:sz w:val="28"/>
+          <w:szCs w:val="28"/>
+        </w:rPr>
+        <w:t>22</w:t>
       </w:r>
     </w:p>
     <w:p>
@@ -72,7 +81,15 @@
         <w:t xml:space="preserve">chi-square tests, </w:t>
       </w:r>
       <w:r>
-        <w:t xml:space="preserve">and using the filter() function to create new datasets </w:t>
+        <w:t xml:space="preserve">and using the </w:t>
+      </w:r>
+      <w:proofErr w:type="gramStart"/>
+      <w:r>
+        <w:t>filter(</w:t>
+      </w:r>
+      <w:proofErr w:type="gramEnd"/>
+      <w:r>
+        <w:t xml:space="preserve">) function to create new datasets </w:t>
       </w:r>
     </w:p>
     <w:p>
@@ -148,6 +165,7 @@
         </w:rPr>
         <w:t xml:space="preserve"> </w:t>
       </w:r>
+      <w:proofErr w:type="gramStart"/>
       <w:r>
         <w:rPr>
           <w:rFonts w:eastAsia="Times New Roman"/>
@@ -157,7 +175,19 @@
           <w:kern w:val="0"/>
           <w14:ligatures w14:val="none"/>
         </w:rPr>
-        <w:t xml:space="preserve">filter() </w:t>
+        <w:t>filter(</w:t>
+      </w:r>
+      <w:proofErr w:type="gramEnd"/>
+      <w:r>
+        <w:rPr>
+          <w:rFonts w:eastAsia="Times New Roman"/>
+          <w:b/>
+          <w:bCs/>
+          <w:color w:val="2F5496" w:themeColor="accent1" w:themeShade="BF"/>
+          <w:kern w:val="0"/>
+          <w14:ligatures w14:val="none"/>
+        </w:rPr>
+        <w:t xml:space="preserve">) </w:t>
       </w:r>
       <w:r>
         <w:rPr>
@@ -168,6 +198,16 @@
         </w:rPr>
         <w:t>function</w:t>
       </w:r>
+    </w:p>
+    <w:p>
+      <w:pPr>
+        <w:rPr>
+          <w:b/>
+          <w:bCs/>
+          <w:i/>
+          <w:iCs/>
+        </w:rPr>
+      </w:pPr>
     </w:p>
     <w:p>
       <w:pPr>
@@ -208,13 +248,23 @@
         </w:rPr>
         <w:t xml:space="preserve"> </w:t>
       </w:r>
-      <w:r>
-        <w:rPr>
-          <w:b/>
-          <w:bCs/>
-          <w:color w:val="2F5496" w:themeColor="accent1" w:themeShade="BF"/>
-        </w:rPr>
-        <w:t>filter()</w:t>
+      <w:proofErr w:type="gramStart"/>
+      <w:r>
+        <w:rPr>
+          <w:b/>
+          <w:bCs/>
+          <w:color w:val="2F5496" w:themeColor="accent1" w:themeShade="BF"/>
+        </w:rPr>
+        <w:t>filter(</w:t>
+      </w:r>
+      <w:proofErr w:type="gramEnd"/>
+      <w:r>
+        <w:rPr>
+          <w:b/>
+          <w:bCs/>
+          <w:color w:val="2F5496" w:themeColor="accent1" w:themeShade="BF"/>
+        </w:rPr>
+        <w:t>)</w:t>
       </w:r>
       <w:r>
         <w:rPr>
@@ -235,13 +285,23 @@
         <w:br/>
         <w:t xml:space="preserve">The </w:t>
       </w:r>
-      <w:r>
-        <w:rPr>
-          <w:b/>
-          <w:bCs/>
-          <w:color w:val="2F5496" w:themeColor="accent1" w:themeShade="BF"/>
-        </w:rPr>
-        <w:t>filter()</w:t>
+      <w:proofErr w:type="gramStart"/>
+      <w:r>
+        <w:rPr>
+          <w:b/>
+          <w:bCs/>
+          <w:color w:val="2F5496" w:themeColor="accent1" w:themeShade="BF"/>
+        </w:rPr>
+        <w:t>filter(</w:t>
+      </w:r>
+      <w:proofErr w:type="gramEnd"/>
+      <w:r>
+        <w:rPr>
+          <w:b/>
+          <w:bCs/>
+          <w:color w:val="2F5496" w:themeColor="accent1" w:themeShade="BF"/>
+        </w:rPr>
+        <w:t>)</w:t>
       </w:r>
       <w:r>
         <w:rPr>
@@ -260,7 +320,15 @@
         <w:t xml:space="preserve">subset </w:t>
       </w:r>
       <w:r>
-        <w:t xml:space="preserve">or filter rows from a dataframe based on specific conditions or </w:t>
+        <w:t xml:space="preserve">or filter rows from a </w:t>
+      </w:r>
+      <w:proofErr w:type="spellStart"/>
+      <w:r>
+        <w:t>dataframe</w:t>
+      </w:r>
+      <w:proofErr w:type="spellEnd"/>
+      <w:r>
+        <w:t xml:space="preserve"> based on specific conditions or </w:t>
       </w:r>
       <w:r>
         <w:t xml:space="preserve">selected variable </w:t>
@@ -286,13 +354,19 @@
       </w:r>
     </w:p>
     <w:p>
-      <w:pPr>
-        <w:rPr>
-          <w:b/>
-          <w:bCs/>
-          <w:color w:val="2F5496" w:themeColor="accent1" w:themeShade="BF"/>
-        </w:rPr>
-      </w:pPr>
+      <w:r>
+        <w:tab/>
+      </w:r>
+    </w:p>
+    <w:p>
+      <w:pPr>
+        <w:rPr>
+          <w:b/>
+          <w:bCs/>
+          <w:color w:val="2F5496" w:themeColor="accent1" w:themeShade="BF"/>
+        </w:rPr>
+      </w:pPr>
+      <w:proofErr w:type="spellStart"/>
       <w:r>
         <w:rPr>
           <w:b/>
@@ -300,28 +374,40 @@
         </w:rPr>
         <w:t>subset_data</w:t>
       </w:r>
-      <w:r>
-        <w:rPr>
-          <w:b/>
-          <w:bCs/>
-          <w:color w:val="2F5496" w:themeColor="accent1" w:themeShade="BF"/>
-        </w:rPr>
-        <w:t xml:space="preserve"> &lt;- filter(</w:t>
-      </w:r>
+      <w:proofErr w:type="spellEnd"/>
+      <w:r>
+        <w:rPr>
+          <w:b/>
+          <w:bCs/>
+          <w:color w:val="2F5496" w:themeColor="accent1" w:themeShade="BF"/>
+        </w:rPr>
+        <w:t xml:space="preserve"> &lt;- </w:t>
+      </w:r>
+      <w:proofErr w:type="gramStart"/>
+      <w:r>
+        <w:rPr>
+          <w:b/>
+          <w:bCs/>
+          <w:color w:val="2F5496" w:themeColor="accent1" w:themeShade="BF"/>
+        </w:rPr>
+        <w:t>filter(</w:t>
+      </w:r>
+      <w:proofErr w:type="spellStart"/>
+      <w:proofErr w:type="gramEnd"/>
       <w:r>
         <w:t>your_data</w:t>
       </w:r>
+      <w:proofErr w:type="spellEnd"/>
       <w:r>
         <w:t xml:space="preserve">, </w:t>
       </w:r>
-      <w:r>
-        <w:t>var</w:t>
-      </w:r>
-      <w:r>
-        <w:t>i</w:t>
-      </w:r>
-      <w:r>
-        <w:t xml:space="preserve">able </w:t>
+      <w:proofErr w:type="spellStart"/>
+      <w:r>
+        <w:t>your_data$varaible</w:t>
+      </w:r>
+      <w:proofErr w:type="spellEnd"/>
+      <w:r>
+        <w:t xml:space="preserve"> </w:t>
       </w:r>
       <w:r>
         <w:rPr>
@@ -353,7 +439,6 @@
         <w:rPr>
           <w:b/>
           <w:bCs/>
-          <w:color w:val="2F5496" w:themeColor="accent1" w:themeShade="BF"/>
         </w:rPr>
       </w:pPr>
     </w:p>
@@ -364,6 +449,7 @@
           <w:numId w:val="12"/>
         </w:numPr>
       </w:pPr>
+      <w:proofErr w:type="spellStart"/>
       <w:r>
         <w:rPr>
           <w:b/>
@@ -378,6 +464,14 @@
         </w:rPr>
         <w:t>our_data</w:t>
       </w:r>
+      <w:proofErr w:type="spellEnd"/>
+      <w:r>
+        <w:rPr>
+          <w:b/>
+          <w:bCs/>
+        </w:rPr>
+        <w:t>:</w:t>
+      </w:r>
       <w:r>
         <w:rPr>
           <w:color w:val="2F5496" w:themeColor="accent1" w:themeShade="BF"/>
@@ -385,13 +479,7 @@
         <w:t xml:space="preserve"> </w:t>
       </w:r>
       <w:r>
-        <w:rPr>
-          <w:color w:val="2F5496" w:themeColor="accent1" w:themeShade="BF"/>
-        </w:rPr>
-        <w:t>t</w:t>
-      </w:r>
-      <w:r>
-        <w:t xml:space="preserve">his is </w:t>
+        <w:t xml:space="preserve">This is </w:t>
       </w:r>
       <w:r>
         <w:rPr>
@@ -401,13 +489,37 @@
         <w:t>your</w:t>
       </w:r>
       <w:r>
-        <w:t xml:space="preserve"> dataframe (i.e., what you name cat.csv</w:t>
-      </w:r>
-      <w:r>
-        <w:t xml:space="preserve"> using ‘&lt;-’ </w:t>
-      </w:r>
-      <w:r>
-        <w:t>).</w:t>
+        <w:t xml:space="preserve"> </w:t>
+      </w:r>
+      <w:proofErr w:type="spellStart"/>
+      <w:r>
+        <w:t>dataframe</w:t>
+      </w:r>
+      <w:proofErr w:type="spellEnd"/>
+      <w:r>
+        <w:t xml:space="preserve"> (i.e., what you </w:t>
+      </w:r>
+      <w:proofErr w:type="gramStart"/>
+      <w:r>
+        <w:t>name</w:t>
+      </w:r>
+      <w:proofErr w:type="gramEnd"/>
+      <w:r>
+        <w:t xml:space="preserve"> cat.csv</w:t>
+      </w:r>
+      <w:r>
+        <w:t xml:space="preserve"> using ‘&lt;-</w:t>
+      </w:r>
+      <w:proofErr w:type="gramStart"/>
+      <w:r>
+        <w:t xml:space="preserve">’ </w:t>
+      </w:r>
+      <w:r>
+        <w:t>)</w:t>
+      </w:r>
+      <w:proofErr w:type="gramEnd"/>
+      <w:r>
+        <w:t>.</w:t>
       </w:r>
     </w:p>
     <w:p>
@@ -486,8 +598,15 @@
       <w:r>
         <w:rPr>
           <w:color w:val="000000" w:themeColor="text1"/>
-        </w:rPr>
-        <w:t xml:space="preserve">This is where you select the aspects, or levels, of a variable(s) you want to keep </w:t>
+          <w:highlight w:val="yellow"/>
+        </w:rPr>
+        <w:t>This is where you select the aspects, or levels, of a variable(s) you want to keep</w:t>
+      </w:r>
+      <w:r>
+        <w:rPr>
+          <w:color w:val="000000" w:themeColor="text1"/>
+        </w:rPr>
+        <w:t xml:space="preserve"> </w:t>
       </w:r>
     </w:p>
     <w:p>
@@ -500,6 +619,7 @@
       <w:r>
         <w:t xml:space="preserve">The newly created </w:t>
       </w:r>
+      <w:proofErr w:type="spellStart"/>
       <w:r>
         <w:rPr>
           <w:b/>
@@ -508,14 +628,20 @@
         </w:rPr>
         <w:t>subset_data</w:t>
       </w:r>
+      <w:proofErr w:type="spellEnd"/>
       <w:r>
         <w:rPr>
           <w:color w:val="2F5496" w:themeColor="accent1" w:themeShade="BF"/>
         </w:rPr>
         <w:t xml:space="preserve"> </w:t>
       </w:r>
-      <w:r>
-        <w:t>dataframe will contain only the rows that meet the specified conditions (male or female, etc.).</w:t>
+      <w:proofErr w:type="spellStart"/>
+      <w:r>
+        <w:t>dataframe</w:t>
+      </w:r>
+      <w:proofErr w:type="spellEnd"/>
+      <w:r>
+        <w:t xml:space="preserve"> will contain only the rows that meet the specified conditions (male or female, etc.).</w:t>
       </w:r>
     </w:p>
     <w:p>
@@ -560,7 +686,7 @@
           <w:noProof/>
         </w:rPr>
         <w:drawing>
-          <wp:inline distT="0" distB="0" distL="0" distR="0" wp14:anchorId="25AB06DC" wp14:editId="06F20340">
+          <wp:inline distT="0" distB="0" distL="0" distR="0" wp14:anchorId="25AB06DC" wp14:editId="28CF3757">
             <wp:extent cx="4572000" cy="685804"/>
             <wp:effectExtent l="0" t="0" r="0" b="0"/>
             <wp:docPr id="2145860225" name="Picture 2145860225"/>
@@ -571,7 +697,7 @@
               <a:graphicData uri="http://schemas.openxmlformats.org/drawingml/2006/picture">
                 <pic:pic xmlns:pic="http://schemas.openxmlformats.org/drawingml/2006/picture">
                   <pic:nvPicPr>
-                    <pic:cNvPr id="0" name="Picture 2145860225"/>
+                    <pic:cNvPr id="0" name=""/>
                     <pic:cNvPicPr/>
                   </pic:nvPicPr>
                   <pic:blipFill>
@@ -606,6 +732,14 @@
     <w:p>
       <w:pPr>
         <w:rPr>
+          <w:b/>
+          <w:bCs/>
+        </w:rPr>
+      </w:pPr>
+    </w:p>
+    <w:p>
+      <w:pPr>
+        <w:rPr>
           <w:color w:val="C45911" w:themeColor="accent2" w:themeShade="BF"/>
         </w:rPr>
       </w:pPr>
@@ -638,12 +772,19 @@
         <w:rPr>
           <w:color w:val="C45911" w:themeColor="accent2" w:themeShade="BF"/>
         </w:rPr>
-        <w:t>==</w:t>
-      </w:r>
+        <w:t>=</w:t>
+      </w:r>
+      <w:proofErr w:type="gramStart"/>
       <w:r>
         <w:rPr>
           <w:color w:val="C45911" w:themeColor="accent2" w:themeShade="BF"/>
         </w:rPr>
+        <w:t>=</w:t>
+      </w:r>
+      <w:r>
+        <w:rPr>
+          <w:color w:val="C45911" w:themeColor="accent2" w:themeShade="BF"/>
+        </w:rPr>
         <w:t xml:space="preserve"> </w:t>
       </w:r>
       <w:r>
@@ -652,6 +793,7 @@
         </w:rPr>
         <w:t>’</w:t>
       </w:r>
+      <w:proofErr w:type="gramEnd"/>
       <w:r>
         <w:rPr>
           <w:color w:val="C45911" w:themeColor="accent2" w:themeShade="BF"/>
@@ -688,17 +830,47 @@
         <w:rPr>
           <w:color w:val="C45911" w:themeColor="accent2" w:themeShade="BF"/>
         </w:rPr>
-        <w:t xml:space="preserve"> AND that in generating a new </w:t>
-      </w:r>
-      <w:r>
-        <w:rPr>
-          <w:color w:val="2F5496" w:themeColor="accent1" w:themeShade="BF"/>
-        </w:rPr>
-        <w:t>table()</w:t>
-      </w:r>
+        <w:t xml:space="preserve"> </w:t>
+      </w:r>
+      <w:proofErr w:type="gramStart"/>
       <w:r>
         <w:rPr>
           <w:color w:val="C45911" w:themeColor="accent2" w:themeShade="BF"/>
+          <w:highlight w:val="yellow"/>
+        </w:rPr>
+        <w:t>AND</w:t>
+      </w:r>
+      <w:proofErr w:type="gramEnd"/>
+      <w:r>
+        <w:rPr>
+          <w:color w:val="C45911" w:themeColor="accent2" w:themeShade="BF"/>
+          <w:highlight w:val="yellow"/>
+        </w:rPr>
+        <w:t xml:space="preserve"> that in generating a new </w:t>
+      </w:r>
+      <w:proofErr w:type="gramStart"/>
+      <w:r>
+        <w:rPr>
+          <w:b/>
+          <w:bCs/>
+          <w:color w:val="2F5496" w:themeColor="accent1" w:themeShade="BF"/>
+          <w:highlight w:val="yellow"/>
+        </w:rPr>
+        <w:t>table(</w:t>
+      </w:r>
+      <w:proofErr w:type="gramEnd"/>
+      <w:r>
+        <w:rPr>
+          <w:b/>
+          <w:bCs/>
+          <w:color w:val="2F5496" w:themeColor="accent1" w:themeShade="BF"/>
+          <w:highlight w:val="yellow"/>
+        </w:rPr>
+        <w:t>)</w:t>
+      </w:r>
+      <w:r>
+        <w:rPr>
+          <w:color w:val="C45911" w:themeColor="accent2" w:themeShade="BF"/>
         </w:rPr>
         <w:t xml:space="preserve"> </w:t>
       </w:r>
@@ -715,8 +887,37 @@
         <w:rPr>
           <w:color w:val="C45911" w:themeColor="accent2" w:themeShade="BF"/>
         </w:rPr>
-        <w:t xml:space="preserve">your variables using ‘ $ ‘ make sure you’re using your new </w:t>
-      </w:r>
+        <w:t xml:space="preserve">your variables using </w:t>
+      </w:r>
+      <w:proofErr w:type="gramStart"/>
+      <w:r>
+        <w:rPr>
+          <w:color w:val="C45911" w:themeColor="accent2" w:themeShade="BF"/>
+        </w:rPr>
+        <w:t>‘ $</w:t>
+      </w:r>
+      <w:proofErr w:type="gramEnd"/>
+      <w:r>
+        <w:rPr>
+          <w:color w:val="C45911" w:themeColor="accent2" w:themeShade="BF"/>
+        </w:rPr>
+        <w:t xml:space="preserve"> </w:t>
+      </w:r>
+      <w:proofErr w:type="gramStart"/>
+      <w:r>
+        <w:rPr>
+          <w:color w:val="C45911" w:themeColor="accent2" w:themeShade="BF"/>
+        </w:rPr>
+        <w:t>‘ make</w:t>
+      </w:r>
+      <w:proofErr w:type="gramEnd"/>
+      <w:r>
+        <w:rPr>
+          <w:color w:val="C45911" w:themeColor="accent2" w:themeShade="BF"/>
+        </w:rPr>
+        <w:t xml:space="preserve"> sure you’re using your new </w:t>
+      </w:r>
+      <w:proofErr w:type="spellStart"/>
       <w:r>
         <w:rPr>
           <w:b/>
@@ -725,26 +926,27 @@
         </w:rPr>
         <w:t>subset_data</w:t>
       </w:r>
+      <w:proofErr w:type="spellEnd"/>
       <w:r>
         <w:rPr>
           <w:color w:val="C45911" w:themeColor="accent2" w:themeShade="BF"/>
         </w:rPr>
-        <w:t xml:space="preserve"> dataframe</w:t>
-      </w:r>
+        <w:t xml:space="preserve"> </w:t>
+      </w:r>
+      <w:proofErr w:type="spellStart"/>
       <w:r>
         <w:rPr>
           <w:color w:val="C45911" w:themeColor="accent2" w:themeShade="BF"/>
         </w:rPr>
+        <w:t>dataframe</w:t>
+      </w:r>
+      <w:proofErr w:type="spellEnd"/>
+      <w:r>
+        <w:rPr>
+          <w:color w:val="C45911" w:themeColor="accent2" w:themeShade="BF"/>
+        </w:rPr>
         <w:t>.</w:t>
       </w:r>
-    </w:p>
-    <w:p>
-      <w:pPr>
-        <w:ind w:firstLine="720"/>
-        <w:rPr>
-          <w:color w:val="C45911" w:themeColor="accent2" w:themeShade="BF"/>
-        </w:rPr>
-      </w:pPr>
     </w:p>
     <w:p>
       <w:pPr>
@@ -761,37 +963,37 @@
           <w:b/>
           <w:bCs/>
         </w:rPr>
-        <w:t>Work</w:t>
-      </w:r>
-      <w:r>
-        <w:rPr>
-          <w:b/>
-          <w:bCs/>
-        </w:rPr>
-        <w:t xml:space="preserve">sheet                                                                                                                                                       </w:t>
-      </w:r>
-    </w:p>
-    <w:p>
-      <w:pPr>
-        <w:rPr>
-          <w:b/>
-          <w:bCs/>
-        </w:rPr>
-      </w:pPr>
-    </w:p>
-    <w:p>
-      <w:pPr>
-        <w:rPr>
-          <w:b/>
-          <w:bCs/>
-        </w:rPr>
-      </w:pPr>
-      <w:r>
-        <w:rPr>
-          <w:b/>
-          <w:bCs/>
-        </w:rPr>
         <w:lastRenderedPageBreak/>
+        <w:t xml:space="preserve">Help </w:t>
+      </w:r>
+      <w:r>
+        <w:rPr>
+          <w:b/>
+          <w:bCs/>
+        </w:rPr>
+        <w:t xml:space="preserve">sheet                                                                                                                                                          </w:t>
+      </w:r>
+    </w:p>
+    <w:p>
+      <w:pPr>
+        <w:rPr>
+          <w:b/>
+          <w:bCs/>
+        </w:rPr>
+      </w:pPr>
+    </w:p>
+    <w:p>
+      <w:pPr>
+        <w:rPr>
+          <w:b/>
+          <w:bCs/>
+        </w:rPr>
+      </w:pPr>
+      <w:r>
+        <w:rPr>
+          <w:b/>
+          <w:bCs/>
+        </w:rPr>
         <w:t>Don’t forget to</w:t>
       </w:r>
       <w:r>
@@ -806,14 +1008,7 @@
           <w:b/>
           <w:bCs/>
         </w:rPr>
-        <w:t>l</w:t>
-      </w:r>
-      <w:r>
-        <w:rPr>
-          <w:b/>
-          <w:bCs/>
-        </w:rPr>
-        <w:t xml:space="preserve">oad </w:t>
+        <w:t xml:space="preserve">install </w:t>
       </w:r>
       <w:r>
         <w:rPr>
@@ -843,15 +1038,31 @@
         </w:rPr>
         <w:t>(</w:t>
       </w:r>
-      <w:r>
-        <w:rPr>
-          <w:b/>
-          <w:bCs/>
-          <w:color w:val="2F5496" w:themeColor="accent1" w:themeShade="BF"/>
-        </w:rPr>
-        <w:t xml:space="preserve">install.packages() </w:t>
-      </w:r>
-      <w:r>
+      <w:proofErr w:type="spellStart"/>
+      <w:proofErr w:type="gramStart"/>
+      <w:r>
+        <w:rPr>
+          <w:b/>
+          <w:bCs/>
+          <w:color w:val="2F5496" w:themeColor="accent1" w:themeShade="BF"/>
+        </w:rPr>
+        <w:t>install.packages</w:t>
+      </w:r>
+      <w:proofErr w:type="spellEnd"/>
+      <w:proofErr w:type="gramEnd"/>
+      <w:r>
+        <w:rPr>
+          <w:b/>
+          <w:bCs/>
+          <w:color w:val="2F5496" w:themeColor="accent1" w:themeShade="BF"/>
+        </w:rPr>
+        <w:t xml:space="preserve">() </w:t>
+      </w:r>
+      <w:r>
+        <w:rPr>
+          <w:i/>
+          <w:iCs/>
+        </w:rPr>
         <w:t>if you haven’t already</w:t>
       </w:r>
       <w:r>
@@ -860,6 +1071,13 @@
           <w:bCs/>
         </w:rPr>
         <w:t>)</w:t>
+      </w:r>
+      <w:r>
+        <w:rPr>
+          <w:b/>
+          <w:bCs/>
+        </w:rPr>
+        <w:t xml:space="preserve"> then load:</w:t>
       </w:r>
     </w:p>
     <w:p>
@@ -887,6 +1105,7 @@
         <w:tab/>
         <w:t>library(</w:t>
       </w:r>
+      <w:proofErr w:type="spellStart"/>
       <w:r>
         <w:rPr>
           <w:b/>
@@ -895,6 +1114,7 @@
         </w:rPr>
         <w:t>tidyverse</w:t>
       </w:r>
+      <w:proofErr w:type="spellEnd"/>
       <w:r>
         <w:rPr>
           <w:b/>
@@ -929,8 +1149,23 @@
         <w:rPr>
           <w:b/>
           <w:bCs/>
-        </w:rPr>
-        <w:t>Start a new R script. Copy from assignment one or r</w:t>
+          <w:highlight w:val="yellow"/>
+        </w:rPr>
+        <w:t>Start a new R script</w:t>
+      </w:r>
+      <w:r>
+        <w:rPr>
+          <w:b/>
+          <w:bCs/>
+        </w:rPr>
+        <w:t xml:space="preserve"> for assignment 2 (educ641_assmt2.R)</w:t>
+      </w:r>
+      <w:r>
+        <w:rPr>
+          <w:b/>
+          <w:bCs/>
+        </w:rPr>
+        <w:t>. Copy from assignment one or r</w:t>
       </w:r>
       <w:r>
         <w:rPr>
@@ -944,7 +1179,23 @@
           <w:b/>
           <w:bCs/>
         </w:rPr>
-        <w:t xml:space="preserve"> and assign to object/dataframe name</w:t>
+        <w:t xml:space="preserve"> and assign to object/</w:t>
+      </w:r>
+      <w:proofErr w:type="spellStart"/>
+      <w:r>
+        <w:rPr>
+          <w:b/>
+          <w:bCs/>
+        </w:rPr>
+        <w:t>dataframe</w:t>
+      </w:r>
+      <w:proofErr w:type="spellEnd"/>
+      <w:r>
+        <w:rPr>
+          <w:b/>
+          <w:bCs/>
+        </w:rPr>
+        <w:t xml:space="preserve"> name</w:t>
       </w:r>
     </w:p>
     <w:p>
@@ -955,15 +1206,29 @@
           <w:numId w:val="6"/>
         </w:numPr>
       </w:pPr>
-      <w:r>
-        <w:rPr>
-          <w:b/>
-          <w:bCs/>
-        </w:rPr>
-        <w:t>your_data</w:t>
-      </w:r>
-      <w:r>
-        <w:t xml:space="preserve">  &lt;- </w:t>
+      <w:proofErr w:type="spellStart"/>
+      <w:r>
+        <w:rPr>
+          <w:b/>
+          <w:bCs/>
+        </w:rPr>
+        <w:t>your_</w:t>
+      </w:r>
+      <w:proofErr w:type="gramStart"/>
+      <w:r>
+        <w:rPr>
+          <w:b/>
+          <w:bCs/>
+        </w:rPr>
+        <w:t>data</w:t>
+      </w:r>
+      <w:proofErr w:type="spellEnd"/>
+      <w:r>
+        <w:t xml:space="preserve">  &lt;</w:t>
+      </w:r>
+      <w:proofErr w:type="gramEnd"/>
+      <w:r>
+        <w:t xml:space="preserve">- </w:t>
       </w:r>
       <w:r>
         <w:rPr>
@@ -1003,7 +1268,14 @@
         <w:rPr>
           <w:color w:val="000000" w:themeColor="text1"/>
         </w:rPr>
-        <w:t xml:space="preserve">)) </w:t>
+        <w:t>)</w:t>
+      </w:r>
+      <w:proofErr w:type="gramStart"/>
+      <w:r>
+        <w:rPr>
+          <w:color w:val="000000" w:themeColor="text1"/>
+        </w:rPr>
+        <w:t xml:space="preserve">) </w:t>
       </w:r>
       <w:r>
         <w:rPr>
@@ -1011,6 +1283,7 @@
         </w:rPr>
         <w:t>#</w:t>
       </w:r>
+      <w:proofErr w:type="gramEnd"/>
       <w:r>
         <w:rPr>
           <w:color w:val="C45911" w:themeColor="accent2" w:themeShade="BF"/>
@@ -1035,8 +1308,63 @@
         <w:rPr>
           <w:color w:val="C45911" w:themeColor="accent2" w:themeShade="BF"/>
         </w:rPr>
-        <w:t># make sure categorical variables are factored appropriately</w:t>
-      </w:r>
+        <w:t xml:space="preserve"># </w:t>
+      </w:r>
+      <w:proofErr w:type="gramStart"/>
+      <w:r>
+        <w:rPr>
+          <w:color w:val="C45911" w:themeColor="accent2" w:themeShade="BF"/>
+        </w:rPr>
+        <w:t>make</w:t>
+      </w:r>
+      <w:proofErr w:type="gramEnd"/>
+      <w:r>
+        <w:rPr>
+          <w:color w:val="C45911" w:themeColor="accent2" w:themeShade="BF"/>
+        </w:rPr>
+        <w:t xml:space="preserve"> sure categorical variables are factored appropriately</w:t>
+      </w:r>
+    </w:p>
+    <w:p>
+      <w:pPr>
+        <w:pStyle w:val="ListParagraph"/>
+        <w:numPr>
+          <w:ilvl w:val="1"/>
+          <w:numId w:val="6"/>
+        </w:numPr>
+        <w:rPr>
+          <w:color w:val="000000" w:themeColor="text1"/>
+        </w:rPr>
+      </w:pPr>
+      <w:r>
+        <w:rPr>
+          <w:color w:val="000000" w:themeColor="text1"/>
+        </w:rPr>
+        <w:t xml:space="preserve">factor data accordingly using code from </w:t>
+      </w:r>
+      <w:proofErr w:type="spellStart"/>
+      <w:r>
+        <w:rPr>
+          <w:color w:val="000000" w:themeColor="text1"/>
+        </w:rPr>
+        <w:t>assmt</w:t>
+      </w:r>
+      <w:proofErr w:type="spellEnd"/>
+      <w:r>
+        <w:rPr>
+          <w:color w:val="000000" w:themeColor="text1"/>
+        </w:rPr>
+        <w:t xml:space="preserve"> 1. </w:t>
+      </w:r>
+    </w:p>
+    <w:p>
+      <w:pPr>
+        <w:pStyle w:val="ListParagraph"/>
+        <w:ind w:left="1440"/>
+        <w:rPr>
+          <w:color w:val="000000" w:themeColor="text1"/>
+        </w:rPr>
+      </w:pPr>
     </w:p>
     <w:p>
       <w:pPr>
@@ -1091,18 +1419,16 @@
           <w:kern w:val="0"/>
           <w14:ligatures w14:val="none"/>
         </w:rPr>
-        <w:t>Creating a two-way</w:t>
+        <w:t>Two ways to create tables</w:t>
       </w:r>
       <w:r>
         <w:rPr>
           <w:rFonts w:eastAsia="Times New Roman"/>
-          <w:b/>
-          <w:bCs/>
           <w:color w:val="000000"/>
           <w:kern w:val="0"/>
           <w14:ligatures w14:val="none"/>
         </w:rPr>
-        <w:t xml:space="preserve"> table</w:t>
+        <w:t xml:space="preserve"> </w:t>
       </w:r>
     </w:p>
     <w:p>
@@ -1120,6 +1446,7 @@
           <w14:ligatures w14:val="none"/>
         </w:rPr>
       </w:pPr>
+      <w:proofErr w:type="spellStart"/>
       <w:r>
         <w:rPr>
           <w:rFonts w:eastAsia="Times New Roman" w:cstheme="minorHAnsi"/>
@@ -1129,19 +1456,32 @@
           <w:kern w:val="0"/>
           <w14:ligatures w14:val="none"/>
         </w:rPr>
-        <w:t xml:space="preserve">your_table </w:t>
-      </w:r>
+        <w:t>your_table</w:t>
+      </w:r>
+      <w:proofErr w:type="spellEnd"/>
       <w:r>
         <w:rPr>
           <w:rFonts w:eastAsia="Times New Roman" w:cstheme="minorHAnsi"/>
           <w:b/>
           <w:bCs/>
+          <w:color w:val="000000" w:themeColor="text1"/>
+          <w:kern w:val="0"/>
+          <w14:ligatures w14:val="none"/>
+        </w:rPr>
+        <w:t xml:space="preserve"> </w:t>
+      </w:r>
+      <w:r>
+        <w:rPr>
+          <w:rFonts w:eastAsia="Times New Roman" w:cstheme="minorHAnsi"/>
+          <w:b/>
+          <w:bCs/>
           <w:color w:val="2F5496" w:themeColor="accent1" w:themeShade="BF"/>
           <w:kern w:val="0"/>
           <w14:ligatures w14:val="none"/>
         </w:rPr>
         <w:t xml:space="preserve">&lt;- </w:t>
       </w:r>
+      <w:proofErr w:type="gramStart"/>
       <w:r>
         <w:rPr>
           <w:rFonts w:eastAsia="Times New Roman" w:cstheme="minorHAnsi"/>
@@ -1162,6 +1502,7 @@
         </w:rPr>
         <w:t>(</w:t>
       </w:r>
+      <w:proofErr w:type="gramEnd"/>
       <w:r>
         <w:rPr>
           <w:rFonts w:eastAsia="Times New Roman" w:cstheme="minorHAnsi"/>
@@ -1193,6 +1534,7 @@
           <w14:ligatures w14:val="none"/>
         </w:rPr>
       </w:pPr>
+      <w:proofErr w:type="spellStart"/>
       <w:r>
         <w:rPr>
           <w:rFonts w:eastAsia="Times New Roman" w:cstheme="minorHAnsi"/>
@@ -1204,6 +1546,7 @@
         </w:rPr>
         <w:t>addmargins</w:t>
       </w:r>
+      <w:proofErr w:type="spellEnd"/>
       <w:r>
         <w:rPr>
           <w:rFonts w:eastAsia="Times New Roman" w:cstheme="minorHAnsi"/>
@@ -1213,6 +1556,7 @@
         </w:rPr>
         <w:t>(</w:t>
       </w:r>
+      <w:proofErr w:type="spellStart"/>
       <w:r>
         <w:rPr>
           <w:rFonts w:eastAsia="Times New Roman" w:cstheme="minorHAnsi"/>
@@ -1220,8 +1564,9 @@
           <w:kern w:val="0"/>
           <w14:ligatures w14:val="none"/>
         </w:rPr>
-        <w:t>your_table)</w:t>
-      </w:r>
+        <w:t>your_table</w:t>
+      </w:r>
+      <w:proofErr w:type="spellEnd"/>
       <w:r>
         <w:rPr>
           <w:rFonts w:eastAsia="Times New Roman" w:cstheme="minorHAnsi"/>
@@ -1229,79 +1574,28 @@
           <w:kern w:val="0"/>
           <w14:ligatures w14:val="none"/>
         </w:rPr>
+        <w:t>)</w:t>
+      </w:r>
+      <w:r>
+        <w:rPr>
+          <w:rFonts w:eastAsia="Times New Roman" w:cstheme="minorHAnsi"/>
+          <w:color w:val="000000"/>
+          <w:kern w:val="0"/>
+          <w14:ligatures w14:val="none"/>
+        </w:rPr>
         <w:t xml:space="preserve"> </w:t>
       </w:r>
       <w:r>
         <w:rPr>
-          <w:rFonts w:eastAsia="Times New Roman"/>
           <w:color w:val="C45911" w:themeColor="accent2" w:themeShade="BF"/>
-          <w:kern w:val="0"/>
-          <w14:ligatures w14:val="none"/>
         </w:rPr>
         <w:t xml:space="preserve"># </w:t>
       </w:r>
       <w:r>
         <w:rPr>
-          <w:rFonts w:eastAsia="Times New Roman"/>
           <w:color w:val="C45911" w:themeColor="accent2" w:themeShade="BF"/>
-          <w:kern w:val="0"/>
-          <w14:ligatures w14:val="none"/>
-        </w:rPr>
-        <w:t>add</w:t>
-      </w:r>
-      <w:r>
-        <w:rPr>
-          <w:rFonts w:eastAsia="Times New Roman"/>
-          <w:color w:val="C45911" w:themeColor="accent2" w:themeShade="BF"/>
-          <w:kern w:val="0"/>
-          <w14:ligatures w14:val="none"/>
-        </w:rPr>
-        <w:t>margin</w:t>
-      </w:r>
-      <w:r>
-        <w:rPr>
-          <w:rFonts w:eastAsia="Times New Roman"/>
-          <w:color w:val="C45911" w:themeColor="accent2" w:themeShade="BF"/>
-          <w:kern w:val="0"/>
-          <w14:ligatures w14:val="none"/>
-        </w:rPr>
-        <w:t xml:space="preserve">s() function gives </w:t>
-      </w:r>
-      <w:r>
-        <w:rPr>
-          <w:rFonts w:eastAsia="Times New Roman"/>
-          <w:color w:val="C45911" w:themeColor="accent2" w:themeShade="BF"/>
-          <w:kern w:val="0"/>
-          <w14:ligatures w14:val="none"/>
-        </w:rPr>
-        <w:t xml:space="preserve">you </w:t>
-      </w:r>
-      <w:r>
-        <w:rPr>
-          <w:rFonts w:eastAsia="Times New Roman"/>
-          <w:color w:val="C45911" w:themeColor="accent2" w:themeShade="BF"/>
-          <w:kern w:val="0"/>
-          <w14:ligatures w14:val="none"/>
-        </w:rPr>
-        <w:t>row and</w:t>
-      </w:r>
-      <w:r>
-        <w:rPr>
-          <w:rFonts w:eastAsia="Times New Roman"/>
-          <w:color w:val="C45911" w:themeColor="accent2" w:themeShade="BF"/>
-          <w:kern w:val="0"/>
-          <w14:ligatures w14:val="none"/>
-        </w:rPr>
-        <w:t xml:space="preserve"> column</w:t>
-      </w:r>
-      <w:r>
-        <w:rPr>
-          <w:rFonts w:eastAsia="Times New Roman"/>
-          <w:color w:val="C45911" w:themeColor="accent2" w:themeShade="BF"/>
-          <w:kern w:val="0"/>
-          <w14:ligatures w14:val="none"/>
-        </w:rPr>
-        <w:t xml:space="preserve"> sums.</w:t>
+        </w:rPr>
+        <w:t>new function here that adds a Sum column</w:t>
       </w:r>
     </w:p>
     <w:p>
@@ -1311,6 +1605,395 @@
         <w:ind w:left="2160"/>
         <w:rPr>
           <w:rFonts w:eastAsia="Times New Roman" w:cstheme="minorHAnsi"/>
+          <w:color w:val="000000" w:themeColor="text1"/>
+          <w:kern w:val="0"/>
+          <w14:ligatures w14:val="none"/>
+        </w:rPr>
+      </w:pPr>
+      <w:r>
+        <w:rPr>
+          <w:rFonts w:eastAsia="Times New Roman" w:cstheme="minorHAnsi"/>
+          <w:b/>
+          <w:bCs/>
+          <w:color w:val="000000" w:themeColor="text1"/>
+          <w:kern w:val="0"/>
+          <w14:ligatures w14:val="none"/>
+        </w:rPr>
+        <w:t xml:space="preserve"># </w:t>
+      </w:r>
+      <w:r>
+        <w:rPr>
+          <w:rFonts w:eastAsia="Times New Roman" w:cstheme="minorHAnsi"/>
+          <w:b/>
+          <w:bCs/>
+          <w:color w:val="000000" w:themeColor="text1"/>
+          <w:kern w:val="0"/>
+          <w14:ligatures w14:val="none"/>
+        </w:rPr>
+        <w:t>OR</w:t>
+      </w:r>
+      <w:r>
+        <w:rPr>
+          <w:rFonts w:eastAsia="Times New Roman" w:cstheme="minorHAnsi"/>
+          <w:b/>
+          <w:bCs/>
+          <w:color w:val="000000" w:themeColor="text1"/>
+          <w:kern w:val="0"/>
+          <w14:ligatures w14:val="none"/>
+        </w:rPr>
+        <w:t xml:space="preserve"> (same thing</w:t>
+      </w:r>
+      <w:r>
+        <w:rPr>
+          <w:rFonts w:eastAsia="Times New Roman" w:cstheme="minorHAnsi"/>
+          <w:b/>
+          <w:bCs/>
+          <w:color w:val="000000" w:themeColor="text1"/>
+          <w:kern w:val="0"/>
+          <w14:ligatures w14:val="none"/>
+        </w:rPr>
+        <w:t>,</w:t>
+      </w:r>
+      <w:r>
+        <w:rPr>
+          <w:rFonts w:eastAsia="Times New Roman" w:cstheme="minorHAnsi"/>
+          <w:b/>
+          <w:bCs/>
+          <w:color w:val="000000" w:themeColor="text1"/>
+          <w:kern w:val="0"/>
+          <w14:ligatures w14:val="none"/>
+        </w:rPr>
+        <w:t xml:space="preserve"> just another way to do it)</w:t>
+      </w:r>
+    </w:p>
+    <w:p>
+      <w:pPr>
+        <w:pStyle w:val="ListParagraph"/>
+        <w:numPr>
+          <w:ilvl w:val="2"/>
+          <w:numId w:val="6"/>
+        </w:numPr>
+        <w:spacing w:before="100" w:beforeAutospacing="1" w:after="100" w:afterAutospacing="1"/>
+        <w:rPr>
+          <w:rFonts w:eastAsia="Times New Roman"/>
+          <w:color w:val="000000"/>
+          <w:kern w:val="0"/>
+          <w14:ligatures w14:val="none"/>
+        </w:rPr>
+      </w:pPr>
+      <w:r>
+        <w:rPr>
+          <w:rFonts w:eastAsia="Times New Roman"/>
+          <w:b/>
+          <w:bCs/>
+          <w:color w:val="000000" w:themeColor="text1"/>
+          <w:kern w:val="0"/>
+          <w14:ligatures w14:val="none"/>
+        </w:rPr>
+        <w:t xml:space="preserve">your_table2 </w:t>
+      </w:r>
+      <w:r>
+        <w:rPr>
+          <w:rFonts w:eastAsia="Times New Roman"/>
+          <w:b/>
+          <w:bCs/>
+          <w:color w:val="2F5496" w:themeColor="accent1" w:themeShade="BF"/>
+          <w:kern w:val="0"/>
+          <w14:ligatures w14:val="none"/>
+        </w:rPr>
+        <w:t xml:space="preserve">&lt;- </w:t>
+      </w:r>
+      <w:proofErr w:type="spellStart"/>
+      <w:proofErr w:type="gramStart"/>
+      <w:r>
+        <w:rPr>
+          <w:rFonts w:eastAsia="Times New Roman"/>
+          <w:b/>
+          <w:bCs/>
+          <w:color w:val="2F5496" w:themeColor="accent1" w:themeShade="BF"/>
+          <w:kern w:val="0"/>
+          <w14:ligatures w14:val="none"/>
+        </w:rPr>
+        <w:t>xtabs</w:t>
+      </w:r>
+      <w:proofErr w:type="spellEnd"/>
+      <w:r>
+        <w:rPr>
+          <w:rFonts w:eastAsia="Times New Roman"/>
+          <w:color w:val="000000" w:themeColor="text1"/>
+          <w:kern w:val="0"/>
+          <w14:ligatures w14:val="none"/>
+        </w:rPr>
+        <w:t>(</w:t>
+      </w:r>
+      <w:proofErr w:type="gramEnd"/>
+      <w:r>
+        <w:rPr>
+          <w:rFonts w:eastAsia="Times New Roman"/>
+          <w:b/>
+          <w:bCs/>
+          <w:color w:val="000000"/>
+          <w:kern w:val="0"/>
+          <w14:ligatures w14:val="none"/>
+        </w:rPr>
+        <w:t xml:space="preserve">formula </w:t>
+      </w:r>
+      <w:proofErr w:type="gramStart"/>
+      <w:r>
+        <w:rPr>
+          <w:rFonts w:eastAsia="Times New Roman"/>
+          <w:b/>
+          <w:bCs/>
+          <w:color w:val="000000"/>
+          <w:kern w:val="0"/>
+          <w14:ligatures w14:val="none"/>
+        </w:rPr>
+        <w:t>=</w:t>
+      </w:r>
+      <w:r>
+        <w:rPr>
+          <w:rFonts w:eastAsia="Times New Roman"/>
+          <w:color w:val="000000"/>
+          <w:kern w:val="0"/>
+          <w14:ligatures w14:val="none"/>
+        </w:rPr>
+        <w:t xml:space="preserve">  </w:t>
+      </w:r>
+      <w:r>
+        <w:rPr>
+          <w:rFonts w:eastAsia="Times New Roman"/>
+          <w:b/>
+          <w:bCs/>
+          <w:color w:val="000000" w:themeColor="text1"/>
+          <w:kern w:val="0"/>
+          <w:sz w:val="28"/>
+          <w:szCs w:val="28"/>
+          <w14:ligatures w14:val="none"/>
+        </w:rPr>
+        <w:t>~</w:t>
+      </w:r>
+      <w:proofErr w:type="gramEnd"/>
+      <w:r>
+        <w:rPr>
+          <w:rFonts w:eastAsia="Times New Roman"/>
+          <w:b/>
+          <w:bCs/>
+          <w:color w:val="000000" w:themeColor="text1"/>
+          <w:kern w:val="0"/>
+          <w14:ligatures w14:val="none"/>
+        </w:rPr>
+        <w:t xml:space="preserve"> </w:t>
+      </w:r>
+      <w:r>
+        <w:rPr>
+          <w:rFonts w:eastAsia="Times New Roman"/>
+          <w:color w:val="000000" w:themeColor="text1"/>
+          <w:kern w:val="0"/>
+          <w14:ligatures w14:val="none"/>
+        </w:rPr>
+        <w:t>variable1 + variable2</w:t>
+      </w:r>
+      <w:r>
+        <w:rPr>
+          <w:rFonts w:eastAsia="Times New Roman"/>
+          <w:color w:val="000000"/>
+          <w:kern w:val="0"/>
+          <w14:ligatures w14:val="none"/>
+        </w:rPr>
+        <w:t xml:space="preserve">, </w:t>
+      </w:r>
+      <w:r>
+        <w:rPr>
+          <w:rFonts w:eastAsia="Times New Roman"/>
+          <w:b/>
+          <w:bCs/>
+          <w:color w:val="000000"/>
+          <w:kern w:val="0"/>
+          <w14:ligatures w14:val="none"/>
+        </w:rPr>
+        <w:t>data =</w:t>
+      </w:r>
+      <w:r>
+        <w:rPr>
+          <w:rFonts w:eastAsia="Times New Roman"/>
+          <w:color w:val="000000"/>
+          <w:kern w:val="0"/>
+          <w14:ligatures w14:val="none"/>
+        </w:rPr>
+        <w:t xml:space="preserve"> </w:t>
+      </w:r>
+      <w:proofErr w:type="spellStart"/>
+      <w:r>
+        <w:rPr>
+          <w:rFonts w:eastAsia="Times New Roman"/>
+          <w:color w:val="000000" w:themeColor="text1"/>
+          <w:kern w:val="0"/>
+          <w14:ligatures w14:val="none"/>
+        </w:rPr>
+        <w:t>your_data</w:t>
+      </w:r>
+      <w:proofErr w:type="spellEnd"/>
+      <w:r>
+        <w:rPr>
+          <w:rFonts w:eastAsia="Times New Roman"/>
+          <w:color w:val="000000"/>
+          <w:kern w:val="0"/>
+          <w14:ligatures w14:val="none"/>
+        </w:rPr>
+        <w:t>)</w:t>
+      </w:r>
+    </w:p>
+    <w:p>
+      <w:pPr>
+        <w:pStyle w:val="ListParagraph"/>
+        <w:spacing w:before="100" w:beforeAutospacing="1" w:after="100" w:afterAutospacing="1"/>
+        <w:ind w:left="2160"/>
+        <w:rPr>
+          <w:color w:val="C45911" w:themeColor="accent2" w:themeShade="BF"/>
+        </w:rPr>
+      </w:pPr>
+      <w:proofErr w:type="spellStart"/>
+      <w:r>
+        <w:rPr>
+          <w:rFonts w:eastAsia="Times New Roman" w:cstheme="minorHAnsi"/>
+          <w:b/>
+          <w:bCs/>
+          <w:color w:val="2F5496" w:themeColor="accent1" w:themeShade="BF"/>
+          <w:kern w:val="0"/>
+          <w14:ligatures w14:val="none"/>
+        </w:rPr>
+        <w:t>addmargins</w:t>
+      </w:r>
+      <w:proofErr w:type="spellEnd"/>
+      <w:r>
+        <w:rPr>
+          <w:rFonts w:eastAsia="Times New Roman" w:cstheme="minorHAnsi"/>
+          <w:color w:val="000000" w:themeColor="text1"/>
+          <w:kern w:val="0"/>
+          <w14:ligatures w14:val="none"/>
+        </w:rPr>
+        <w:t>(</w:t>
+      </w:r>
+      <w:r>
+        <w:rPr>
+          <w:rFonts w:eastAsia="Times New Roman" w:cstheme="minorHAnsi"/>
+          <w:color w:val="000000"/>
+          <w:kern w:val="0"/>
+          <w14:ligatures w14:val="none"/>
+        </w:rPr>
+        <w:t>your_</w:t>
+      </w:r>
+      <w:proofErr w:type="gramStart"/>
+      <w:r>
+        <w:rPr>
+          <w:rFonts w:eastAsia="Times New Roman" w:cstheme="minorHAnsi"/>
+          <w:color w:val="000000"/>
+          <w:kern w:val="0"/>
+          <w14:ligatures w14:val="none"/>
+        </w:rPr>
+        <w:t>table</w:t>
+      </w:r>
+      <w:r>
+        <w:rPr>
+          <w:rFonts w:eastAsia="Times New Roman" w:cstheme="minorHAnsi"/>
+          <w:color w:val="000000"/>
+          <w:kern w:val="0"/>
+          <w14:ligatures w14:val="none"/>
+        </w:rPr>
+        <w:t>2</w:t>
+      </w:r>
+      <w:r>
+        <w:rPr>
+          <w:rFonts w:eastAsia="Times New Roman" w:cstheme="minorHAnsi"/>
+          <w:color w:val="000000"/>
+          <w:kern w:val="0"/>
+          <w14:ligatures w14:val="none"/>
+        </w:rPr>
+        <w:t>)</w:t>
+      </w:r>
+      <w:r>
+        <w:rPr>
+          <w:rFonts w:eastAsia="Times New Roman" w:cstheme="minorHAnsi"/>
+          <w:color w:val="000000"/>
+          <w:kern w:val="0"/>
+          <w14:ligatures w14:val="none"/>
+        </w:rPr>
+        <w:t xml:space="preserve"> </w:t>
+      </w:r>
+      <w:r>
+        <w:rPr>
+          <w:color w:val="C45911" w:themeColor="accent2" w:themeShade="BF"/>
+        </w:rPr>
+        <w:t>#</w:t>
+      </w:r>
+      <w:proofErr w:type="gramEnd"/>
+      <w:r>
+        <w:rPr>
+          <w:color w:val="C45911" w:themeColor="accent2" w:themeShade="BF"/>
+        </w:rPr>
+        <w:t xml:space="preserve"> </w:t>
+      </w:r>
+      <w:r>
+        <w:rPr>
+          <w:color w:val="C45911" w:themeColor="accent2" w:themeShade="BF"/>
+        </w:rPr>
+        <w:t xml:space="preserve">again, </w:t>
+      </w:r>
+      <w:proofErr w:type="spellStart"/>
+      <w:proofErr w:type="gramStart"/>
+      <w:r>
+        <w:rPr>
+          <w:color w:val="C45911" w:themeColor="accent2" w:themeShade="BF"/>
+        </w:rPr>
+        <w:t>addmargins</w:t>
+      </w:r>
+      <w:proofErr w:type="spellEnd"/>
+      <w:r>
+        <w:rPr>
+          <w:color w:val="C45911" w:themeColor="accent2" w:themeShade="BF"/>
+        </w:rPr>
+        <w:t>(</w:t>
+      </w:r>
+      <w:proofErr w:type="gramEnd"/>
+      <w:r>
+        <w:rPr>
+          <w:color w:val="C45911" w:themeColor="accent2" w:themeShade="BF"/>
+        </w:rPr>
+        <w:t>) function adds Sum</w:t>
+      </w:r>
+      <w:r>
+        <w:rPr>
+          <w:color w:val="C45911" w:themeColor="accent2" w:themeShade="BF"/>
+        </w:rPr>
+        <w:t xml:space="preserve">s to </w:t>
+      </w:r>
+    </w:p>
+    <w:p>
+      <w:pPr>
+        <w:pStyle w:val="ListParagraph"/>
+        <w:spacing w:before="100" w:beforeAutospacing="1" w:after="100" w:afterAutospacing="1"/>
+        <w:ind w:left="2160"/>
+        <w:rPr>
+          <w:rFonts w:eastAsia="Times New Roman"/>
+          <w:color w:val="000000"/>
+          <w:kern w:val="0"/>
+          <w14:ligatures w14:val="none"/>
+        </w:rPr>
+      </w:pPr>
+      <w:r>
+        <w:rPr>
+          <w:color w:val="C45911" w:themeColor="accent2" w:themeShade="BF"/>
+        </w:rPr>
+        <w:t># rows and columns</w:t>
+      </w:r>
+    </w:p>
+    <w:p>
+      <w:pPr>
+        <w:pStyle w:val="ListParagraph"/>
+        <w:spacing w:before="100" w:beforeAutospacing="1" w:after="100" w:afterAutospacing="1"/>
+        <w:ind w:left="2160"/>
+        <w:rPr>
+          <w:rFonts w:eastAsia="Times New Roman"/>
           <w:color w:val="000000"/>
           <w:kern w:val="0"/>
           <w14:ligatures w14:val="none"/>
@@ -1343,7 +2026,55 @@
           <w:kern w:val="0"/>
           <w14:ligatures w14:val="none"/>
         </w:rPr>
-        <w:t xml:space="preserve">Proportion table </w:t>
+        <w:t>Using p</w:t>
+      </w:r>
+      <w:r>
+        <w:rPr>
+          <w:rFonts w:eastAsia="Times New Roman"/>
+          <w:b/>
+          <w:bCs/>
+          <w:color w:val="000000"/>
+          <w:kern w:val="0"/>
+          <w14:ligatures w14:val="none"/>
+        </w:rPr>
+        <w:t>roportion table</w:t>
+      </w:r>
+      <w:r>
+        <w:rPr>
+          <w:rFonts w:eastAsia="Times New Roman"/>
+          <w:b/>
+          <w:bCs/>
+          <w:color w:val="000000"/>
+          <w:kern w:val="0"/>
+          <w14:ligatures w14:val="none"/>
+        </w:rPr>
+        <w:t xml:space="preserve"> to display </w:t>
+      </w:r>
+      <w:r>
+        <w:rPr>
+          <w:rFonts w:eastAsia="Times New Roman"/>
+          <w:b/>
+          <w:bCs/>
+          <w:i/>
+          <w:iCs/>
+          <w:color w:val="000000"/>
+          <w:kern w:val="0"/>
+          <w14:ligatures w14:val="none"/>
+        </w:rPr>
+        <w:t>percent</w:t>
+      </w:r>
+      <w:r>
+        <w:rPr>
+          <w:rFonts w:eastAsia="Times New Roman"/>
+          <w:b/>
+          <w:bCs/>
+          <w:i/>
+          <w:iCs/>
+          <w:color w:val="000000"/>
+          <w:kern w:val="0"/>
+          <w14:ligatures w14:val="none"/>
+        </w:rPr>
+        <w:t xml:space="preserve"> </w:t>
       </w:r>
     </w:p>
     <w:p>
@@ -1361,6 +2092,7 @@
           <w14:ligatures w14:val="none"/>
         </w:rPr>
       </w:pPr>
+      <w:proofErr w:type="gramStart"/>
       <w:r>
         <w:rPr>
           <w:rFonts w:eastAsia="Times New Roman"/>
@@ -1370,28 +2102,22 @@
           <w:kern w:val="0"/>
           <w14:ligatures w14:val="none"/>
         </w:rPr>
-        <w:t xml:space="preserve">prop_table </w:t>
-      </w:r>
+        <w:t>Round(</w:t>
+      </w:r>
+      <w:proofErr w:type="spellStart"/>
       <w:r>
         <w:rPr>
           <w:rFonts w:eastAsia="Times New Roman"/>
-          <w:color w:val="000000" w:themeColor="text1"/>
-          <w:kern w:val="0"/>
-          <w14:ligatures w14:val="none"/>
-        </w:rPr>
-        <w:t>&lt;-</w:t>
-      </w:r>
-      <w:r>
-        <w:rPr>
-          <w:rFonts w:eastAsia="Times New Roman"/>
-          <w:b/>
-          <w:bCs/>
-          <w:color w:val="2F5496" w:themeColor="accent1" w:themeShade="BF"/>
-          <w:kern w:val="0"/>
-          <w14:ligatures w14:val="none"/>
-        </w:rPr>
-        <w:t xml:space="preserve"> prop.table</w:t>
-      </w:r>
+          <w:b/>
+          <w:bCs/>
+          <w:color w:val="2F5496" w:themeColor="accent1" w:themeShade="BF"/>
+          <w:kern w:val="0"/>
+          <w14:ligatures w14:val="none"/>
+        </w:rPr>
+        <w:t>prop.table</w:t>
+      </w:r>
+      <w:proofErr w:type="spellEnd"/>
+      <w:proofErr w:type="gramEnd"/>
       <w:r>
         <w:rPr>
           <w:rFonts w:eastAsia="Times New Roman"/>
@@ -1401,6 +2127,7 @@
         </w:rPr>
         <w:t>(</w:t>
       </w:r>
+      <w:proofErr w:type="gramStart"/>
       <w:r>
         <w:rPr>
           <w:rFonts w:eastAsia="Times New Roman"/>
@@ -1419,7 +2146,17 @@
           <w:kern w:val="0"/>
           <w14:ligatures w14:val="none"/>
         </w:rPr>
-        <w:t xml:space="preserve">(your_data$variable1, your_data$variable2), </w:t>
+        <w:t>(</w:t>
+      </w:r>
+      <w:proofErr w:type="gramEnd"/>
+      <w:r>
+        <w:rPr>
+          <w:rFonts w:eastAsia="Times New Roman"/>
+          <w:color w:val="000000"/>
+          <w:kern w:val="0"/>
+          <w14:ligatures w14:val="none"/>
+        </w:rPr>
+        <w:t xml:space="preserve">your_data$variable1, your_data$variable2), </w:t>
       </w:r>
       <w:r>
         <w:rPr>
@@ -1436,7 +2173,7 @@
           <w:kern w:val="0"/>
           <w14:ligatures w14:val="none"/>
         </w:rPr>
-        <w:t>1</w:t>
+        <w:t>2</w:t>
       </w:r>
       <w:r>
         <w:rPr>
@@ -1459,66 +2196,142 @@
       <w:r>
         <w:rPr>
           <w:rFonts w:eastAsia="Times New Roman"/>
-          <w:color w:val="C45911" w:themeColor="accent2" w:themeShade="BF"/>
-          <w:kern w:val="0"/>
-          <w14:ligatures w14:val="none"/>
-        </w:rPr>
-        <w:t># see note</w:t>
-      </w:r>
-    </w:p>
-    <w:p>
-      <w:pPr>
-        <w:pStyle w:val="ListParagraph"/>
-        <w:spacing w:before="100" w:beforeAutospacing="1" w:after="100" w:afterAutospacing="1"/>
-        <w:ind w:left="2160"/>
-        <w:rPr>
-          <w:rFonts w:eastAsia="Times New Roman"/>
-          <w:b/>
-          <w:bCs/>
-          <w:color w:val="2F5496" w:themeColor="accent1" w:themeShade="BF"/>
-          <w:kern w:val="0"/>
-          <w14:ligatures w14:val="none"/>
-        </w:rPr>
-      </w:pPr>
-      <w:r>
-        <w:rPr>
-          <w:rFonts w:eastAsia="Times New Roman"/>
-          <w:b/>
-          <w:bCs/>
-          <w:color w:val="2F5496" w:themeColor="accent1" w:themeShade="BF"/>
-          <w:kern w:val="0"/>
-          <w14:ligatures w14:val="none"/>
-        </w:rPr>
-        <w:t>prop_table</w:t>
-      </w:r>
-    </w:p>
-    <w:p>
-      <w:pPr>
-        <w:spacing w:before="100" w:beforeAutospacing="1" w:after="100" w:afterAutospacing="1"/>
+          <w:b/>
+          <w:bCs/>
+          <w:color w:val="000000"/>
+          <w:kern w:val="0"/>
+          <w14:ligatures w14:val="none"/>
+        </w:rPr>
+        <w:t>*100, 2</w:t>
+      </w:r>
+      <w:r>
         <w:rPr>
           <w:rFonts w:eastAsia="Times New Roman"/>
           <w:color w:val="000000"/>
           <w:kern w:val="0"/>
           <w14:ligatures w14:val="none"/>
         </w:rPr>
-      </w:pPr>
-      <w:r>
-        <w:rPr>
-          <w:rFonts w:eastAsia="Times New Roman"/>
-          <w:b/>
-          <w:bCs/>
-          <w:color w:val="000000"/>
-          <w:kern w:val="0"/>
-          <w14:ligatures w14:val="none"/>
-        </w:rPr>
-        <w:t>Note</w:t>
-      </w:r>
-      <w:r>
-        <w:rPr>
-          <w:rFonts w:eastAsia="Times New Roman"/>
-          <w:b/>
-          <w:bCs/>
-          <w:color w:val="000000"/>
+        <w:t>)</w:t>
+      </w:r>
+    </w:p>
+    <w:p>
+      <w:pPr>
+        <w:spacing w:before="100" w:beforeAutospacing="1" w:after="100" w:afterAutospacing="1"/>
+        <w:rPr>
+          <w:rFonts w:eastAsia="Times New Roman" w:cstheme="minorHAnsi"/>
+          <w:color w:val="ED7D31" w:themeColor="accent2"/>
+          <w:kern w:val="0"/>
+          <w14:ligatures w14:val="none"/>
+        </w:rPr>
+      </w:pPr>
+      <w:r>
+        <w:rPr>
+          <w:rFonts w:eastAsia="Times New Roman" w:cstheme="minorHAnsi"/>
+          <w:b/>
+          <w:bCs/>
+          <w:kern w:val="0"/>
+          <w14:ligatures w14:val="none"/>
+        </w:rPr>
+        <w:t>Note:</w:t>
+      </w:r>
+      <w:r>
+        <w:rPr>
+          <w:rFonts w:eastAsia="Times New Roman" w:cstheme="minorHAnsi"/>
+          <w:kern w:val="0"/>
+          <w14:ligatures w14:val="none"/>
+        </w:rPr>
+        <w:t xml:space="preserve"> </w:t>
+      </w:r>
+      <w:r>
+        <w:rPr>
+          <w:rFonts w:eastAsia="Times New Roman" w:cstheme="minorHAnsi"/>
+          <w:color w:val="ED7D31" w:themeColor="accent2"/>
+          <w:kern w:val="0"/>
+          <w14:ligatures w14:val="none"/>
+        </w:rPr>
+        <w:t xml:space="preserve">The </w:t>
+      </w:r>
+      <w:r>
+        <w:rPr>
+          <w:rFonts w:eastAsia="Times New Roman" w:cstheme="minorHAnsi"/>
+          <w:color w:val="ED7D31" w:themeColor="accent2"/>
+          <w:kern w:val="0"/>
+          <w14:ligatures w14:val="none"/>
+        </w:rPr>
+        <w:t xml:space="preserve">` </w:t>
+      </w:r>
+      <w:r>
+        <w:rPr>
+          <w:rFonts w:eastAsia="Times New Roman" w:cstheme="minorHAnsi"/>
+          <w:color w:val="ED7D31" w:themeColor="accent2"/>
+          <w:kern w:val="0"/>
+          <w:sz w:val="20"/>
+          <w:szCs w:val="20"/>
+          <w14:ligatures w14:val="none"/>
+        </w:rPr>
+        <w:t>margin</w:t>
+      </w:r>
+      <w:r>
+        <w:rPr>
+          <w:rFonts w:eastAsia="Times New Roman" w:cstheme="minorHAnsi"/>
+          <w:color w:val="ED7D31" w:themeColor="accent2"/>
+          <w:kern w:val="0"/>
+          <w14:ligatures w14:val="none"/>
+        </w:rPr>
+        <w:t xml:space="preserve"> </w:t>
+      </w:r>
+      <w:r>
+        <w:rPr>
+          <w:rFonts w:eastAsia="Times New Roman" w:cstheme="minorHAnsi"/>
+          <w:color w:val="ED7D31" w:themeColor="accent2"/>
+          <w:kern w:val="0"/>
+          <w14:ligatures w14:val="none"/>
+        </w:rPr>
+        <w:t xml:space="preserve">` </w:t>
+      </w:r>
+      <w:r>
+        <w:rPr>
+          <w:rFonts w:eastAsia="Times New Roman" w:cstheme="minorHAnsi"/>
+          <w:color w:val="ED7D31" w:themeColor="accent2"/>
+          <w:kern w:val="0"/>
+          <w14:ligatures w14:val="none"/>
+        </w:rPr>
+        <w:t>argument determines which total is used as the denominator when calculating proportions.</w:t>
+      </w:r>
+    </w:p>
+    <w:p>
+      <w:pPr>
+        <w:numPr>
+          <w:ilvl w:val="0"/>
+          <w:numId w:val="13"/>
+        </w:numPr>
+        <w:spacing w:before="100" w:beforeAutospacing="1" w:after="100" w:afterAutospacing="1"/>
+        <w:rPr>
+          <w:rFonts w:eastAsia="Times New Roman" w:cstheme="minorHAnsi"/>
+          <w:color w:val="ED7D31" w:themeColor="accent2"/>
+          <w:kern w:val="0"/>
+          <w14:ligatures w14:val="none"/>
+        </w:rPr>
+      </w:pPr>
+      <w:r>
+        <w:rPr>
+          <w:rFonts w:eastAsia="Times New Roman" w:cstheme="minorHAnsi"/>
+          <w:b/>
+          <w:bCs/>
+          <w:color w:val="ED7D31" w:themeColor="accent2"/>
+          <w:kern w:val="0"/>
+          <w:sz w:val="20"/>
+          <w:szCs w:val="20"/>
+          <w14:ligatures w14:val="none"/>
+        </w:rPr>
+        <w:t>margin = 1</w:t>
+      </w:r>
+      <w:r>
+        <w:rPr>
+          <w:rFonts w:eastAsia="Times New Roman" w:cstheme="minorHAnsi"/>
+          <w:b/>
+          <w:bCs/>
+          <w:color w:val="ED7D31" w:themeColor="accent2"/>
           <w:kern w:val="0"/>
           <w14:ligatures w14:val="none"/>
         </w:rPr>
@@ -1526,39 +2339,166 @@
       </w:r>
       <w:r>
         <w:rPr>
-          <w:rFonts w:eastAsia="Times New Roman"/>
-          <w:color w:val="000000"/>
-          <w:kern w:val="0"/>
-          <w14:ligatures w14:val="none"/>
-        </w:rPr>
-        <w:t xml:space="preserve"> </w:t>
-      </w:r>
-      <w:r>
-        <w:rPr>
-          <w:rFonts w:eastAsia="Times New Roman"/>
-          <w:color w:val="C45911" w:themeColor="accent2" w:themeShade="BF"/>
-          <w:kern w:val="0"/>
-          <w14:ligatures w14:val="none"/>
-        </w:rPr>
-        <w:t>U</w:t>
-      </w:r>
-      <w:r>
-        <w:rPr>
-          <w:rFonts w:eastAsia="Times New Roman"/>
-          <w:color w:val="C45911" w:themeColor="accent2" w:themeShade="BF"/>
-          <w:kern w:val="0"/>
-          <w14:ligatures w14:val="none"/>
-        </w:rPr>
-        <w:t xml:space="preserve">se margin = 1 if you want the proportion to add to 1 in each row. Use margin = 2 if you want the proportion to add to 1 in each column. </w:t>
-      </w:r>
-      <w:r>
-        <w:rPr>
-          <w:rFonts w:eastAsia="Times New Roman"/>
-          <w:color w:val="C45911" w:themeColor="accent2" w:themeShade="BF"/>
-          <w:kern w:val="0"/>
-          <w14:ligatures w14:val="none"/>
-        </w:rPr>
-        <w:t xml:space="preserve">If you don’t give a margin, the proportions across all cells will add to 1. </w:t>
+          <w:rFonts w:eastAsia="Times New Roman" w:cstheme="minorHAnsi"/>
+          <w:color w:val="ED7D31" w:themeColor="accent2"/>
+          <w:kern w:val="0"/>
+          <w14:ligatures w14:val="none"/>
+        </w:rPr>
+        <w:t xml:space="preserve"> Each row adds to 100%. Use this when comparing the distribution of column categories within each row category.</w:t>
+      </w:r>
+    </w:p>
+    <w:p>
+      <w:pPr>
+        <w:numPr>
+          <w:ilvl w:val="0"/>
+          <w:numId w:val="13"/>
+        </w:numPr>
+        <w:spacing w:before="100" w:beforeAutospacing="1" w:after="100" w:afterAutospacing="1"/>
+        <w:rPr>
+          <w:rFonts w:eastAsia="Times New Roman" w:cstheme="minorHAnsi"/>
+          <w:color w:val="ED7D31" w:themeColor="accent2"/>
+          <w:kern w:val="0"/>
+          <w14:ligatures w14:val="none"/>
+        </w:rPr>
+      </w:pPr>
+      <w:r>
+        <w:rPr>
+          <w:rFonts w:eastAsia="Times New Roman" w:cstheme="minorHAnsi"/>
+          <w:b/>
+          <w:bCs/>
+          <w:color w:val="ED7D31" w:themeColor="accent2"/>
+          <w:kern w:val="0"/>
+          <w:sz w:val="20"/>
+          <w:szCs w:val="20"/>
+          <w14:ligatures w14:val="none"/>
+        </w:rPr>
+        <w:t>margin = 2</w:t>
+      </w:r>
+      <w:r>
+        <w:rPr>
+          <w:rFonts w:eastAsia="Times New Roman" w:cstheme="minorHAnsi"/>
+          <w:b/>
+          <w:bCs/>
+          <w:color w:val="ED7D31" w:themeColor="accent2"/>
+          <w:kern w:val="0"/>
+          <w14:ligatures w14:val="none"/>
+        </w:rPr>
+        <w:t>:</w:t>
+      </w:r>
+      <w:r>
+        <w:rPr>
+          <w:rFonts w:eastAsia="Times New Roman" w:cstheme="minorHAnsi"/>
+          <w:color w:val="ED7D31" w:themeColor="accent2"/>
+          <w:kern w:val="0"/>
+          <w14:ligatures w14:val="none"/>
+        </w:rPr>
+        <w:t xml:space="preserve"> Each column adds to 100%. Use this when comparing the distribution of row categories within each column category.</w:t>
+      </w:r>
+    </w:p>
+    <w:p>
+      <w:pPr>
+        <w:numPr>
+          <w:ilvl w:val="0"/>
+          <w:numId w:val="13"/>
+        </w:numPr>
+        <w:spacing w:before="100" w:beforeAutospacing="1" w:after="100" w:afterAutospacing="1"/>
+        <w:rPr>
+          <w:rFonts w:eastAsia="Times New Roman" w:cstheme="minorHAnsi"/>
+          <w:kern w:val="0"/>
+          <w14:ligatures w14:val="none"/>
+        </w:rPr>
+      </w:pPr>
+      <w:r>
+        <w:rPr>
+          <w:rFonts w:eastAsia="Times New Roman" w:cstheme="minorHAnsi"/>
+          <w:b/>
+          <w:bCs/>
+          <w:color w:val="ED7D31" w:themeColor="accent2"/>
+          <w:kern w:val="0"/>
+          <w14:ligatures w14:val="none"/>
+        </w:rPr>
+        <w:t>No margin specified:</w:t>
+      </w:r>
+      <w:r>
+        <w:rPr>
+          <w:rFonts w:eastAsia="Times New Roman" w:cstheme="minorHAnsi"/>
+          <w:color w:val="ED7D31" w:themeColor="accent2"/>
+          <w:kern w:val="0"/>
+          <w14:ligatures w14:val="none"/>
+        </w:rPr>
+        <w:t xml:space="preserve"> All cells together add to 100%, representing the distribution of the entire sample</w:t>
+      </w:r>
+      <w:r>
+        <w:rPr>
+          <w:rFonts w:eastAsia="Times New Roman" w:cstheme="minorHAnsi"/>
+          <w:kern w:val="0"/>
+          <w14:ligatures w14:val="none"/>
+        </w:rPr>
+        <w:t>.</w:t>
+      </w:r>
+    </w:p>
+    <w:p>
+      <w:pPr>
+        <w:spacing w:before="100" w:beforeAutospacing="1" w:after="100" w:afterAutospacing="1"/>
+        <w:rPr>
+          <w:rFonts w:eastAsia="Times New Roman" w:cstheme="minorHAnsi"/>
+          <w:kern w:val="0"/>
+          <w14:ligatures w14:val="none"/>
+        </w:rPr>
+      </w:pPr>
+      <w:r>
+        <w:rPr>
+          <w:rFonts w:eastAsia="Times New Roman" w:cstheme="minorHAnsi"/>
+          <w:b/>
+          <w:bCs/>
+          <w:kern w:val="0"/>
+          <w14:ligatures w14:val="none"/>
+        </w:rPr>
+        <w:t>Important:</w:t>
+      </w:r>
+      <w:r>
+        <w:rPr>
+          <w:rFonts w:eastAsia="Times New Roman" w:cstheme="minorHAnsi"/>
+          <w:kern w:val="0"/>
+          <w14:ligatures w14:val="none"/>
+        </w:rPr>
+        <w:t xml:space="preserve"> Choose the margin based on your research question and which groups you want to compare. For example, if you want to compare the percentage of chronically absent students </w:t>
+      </w:r>
+      <w:r>
+        <w:rPr>
+          <w:rFonts w:eastAsia="Times New Roman" w:cstheme="minorHAnsi"/>
+          <w:i/>
+          <w:iCs/>
+          <w:kern w:val="0"/>
+          <w14:ligatures w14:val="none"/>
+        </w:rPr>
+        <w:t>within each treatment group</w:t>
+      </w:r>
+      <w:r>
+        <w:rPr>
+          <w:rFonts w:eastAsia="Times New Roman" w:cstheme="minorHAnsi"/>
+          <w:kern w:val="0"/>
+          <w14:ligatures w14:val="none"/>
+        </w:rPr>
+        <w:t xml:space="preserve">, use </w:t>
+      </w:r>
+      <w:r>
+        <w:rPr>
+          <w:rFonts w:eastAsia="Times New Roman" w:cstheme="minorHAnsi"/>
+          <w:kern w:val="0"/>
+          <w:sz w:val="20"/>
+          <w:szCs w:val="20"/>
+          <w14:ligatures w14:val="none"/>
+        </w:rPr>
+        <w:t>margin = 2</w:t>
+      </w:r>
+      <w:r>
+        <w:rPr>
+          <w:rFonts w:eastAsia="Times New Roman" w:cstheme="minorHAnsi"/>
+          <w:kern w:val="0"/>
+          <w14:ligatures w14:val="none"/>
+        </w:rPr>
+        <w:t xml:space="preserve"> when treatment groups are displayed in the columns.</w:t>
       </w:r>
     </w:p>
     <w:p>
@@ -1580,7 +2520,43 @@
           <w:bCs/>
           <w:color w:val="000000" w:themeColor="text1"/>
         </w:rPr>
-        <w:t xml:space="preserve">Create one figure representing variable1 and variable2 </w:t>
+        <w:t xml:space="preserve">Create </w:t>
+      </w:r>
+      <w:r>
+        <w:rPr>
+          <w:b/>
+          <w:bCs/>
+          <w:i/>
+          <w:iCs/>
+          <w:color w:val="000000" w:themeColor="text1"/>
+        </w:rPr>
+        <w:t xml:space="preserve">one </w:t>
+      </w:r>
+      <w:r>
+        <w:rPr>
+          <w:b/>
+          <w:bCs/>
+          <w:color w:val="000000" w:themeColor="text1"/>
+        </w:rPr>
+        <w:t>figure representing variable1</w:t>
+      </w:r>
+      <w:r>
+        <w:rPr>
+          <w:b/>
+          <w:bCs/>
+          <w:i/>
+          <w:iCs/>
+          <w:color w:val="000000" w:themeColor="text1"/>
+        </w:rPr>
+        <w:t xml:space="preserve"> and</w:t>
+      </w:r>
+      <w:r>
+        <w:rPr>
+          <w:b/>
+          <w:bCs/>
+          <w:color w:val="000000" w:themeColor="text1"/>
+        </w:rPr>
+        <w:t xml:space="preserve"> variable2 </w:t>
       </w:r>
     </w:p>
     <w:p>
@@ -1594,7 +2570,19 @@
         <w:rPr>
           <w:color w:val="C45911" w:themeColor="accent2" w:themeShade="BF"/>
         </w:rPr>
-        <w:t xml:space="preserve">Observe categorical variables using code from last weeks lab: </w:t>
+        <w:t>Observe categorical variables using code from last week</w:t>
+      </w:r>
+      <w:r>
+        <w:rPr>
+          <w:color w:val="C45911" w:themeColor="accent2" w:themeShade="BF"/>
+        </w:rPr>
+        <w:t>’</w:t>
+      </w:r>
+      <w:r>
+        <w:rPr>
+          <w:color w:val="C45911" w:themeColor="accent2" w:themeShade="BF"/>
+        </w:rPr>
+        <w:t xml:space="preserve">s lab: </w:t>
       </w:r>
     </w:p>
     <w:p>
@@ -1606,20 +2594,40 @@
           <w:color w:val="2F5496" w:themeColor="accent1" w:themeShade="BF"/>
         </w:rPr>
       </w:pPr>
-      <w:r>
-        <w:rPr>
-          <w:b/>
-          <w:bCs/>
-          <w:color w:val="2F5496" w:themeColor="accent1" w:themeShade="BF"/>
-        </w:rPr>
-        <w:t>ggplot(</w:t>
-      </w:r>
-      <w:r>
+      <w:proofErr w:type="spellStart"/>
+      <w:proofErr w:type="gramStart"/>
+      <w:r>
+        <w:rPr>
+          <w:b/>
+          <w:bCs/>
+          <w:color w:val="2F5496" w:themeColor="accent1" w:themeShade="BF"/>
+        </w:rPr>
+        <w:t>ggplot</w:t>
+      </w:r>
+      <w:proofErr w:type="spellEnd"/>
+      <w:r>
+        <w:rPr>
+          <w:b/>
+          <w:bCs/>
+          <w:color w:val="2F5496" w:themeColor="accent1" w:themeShade="BF"/>
+        </w:rPr>
+        <w:t>(</w:t>
+      </w:r>
+      <w:proofErr w:type="spellStart"/>
+      <w:proofErr w:type="gramEnd"/>
+      <w:r>
+        <w:rPr>
+          <w:color w:val="2E74B5" w:themeColor="accent5" w:themeShade="BF"/>
+        </w:rPr>
         <w:t>your_</w:t>
       </w:r>
       <w:r>
+        <w:rPr>
+          <w:color w:val="2E74B5" w:themeColor="accent5" w:themeShade="BF"/>
+        </w:rPr>
         <w:t>data</w:t>
       </w:r>
+      <w:proofErr w:type="spellEnd"/>
       <w:r>
         <w:rPr>
           <w:color w:val="000000" w:themeColor="text1"/>
@@ -1632,7 +2640,35 @@
           <w:bCs/>
           <w:color w:val="2F5496" w:themeColor="accent1" w:themeShade="BF"/>
         </w:rPr>
-        <w:t xml:space="preserve"> aes(x =</w:t>
+        <w:t xml:space="preserve"> </w:t>
+      </w:r>
+      <w:proofErr w:type="spellStart"/>
+      <w:proofErr w:type="gramStart"/>
+      <w:r>
+        <w:rPr>
+          <w:b/>
+          <w:bCs/>
+          <w:color w:val="2F5496" w:themeColor="accent1" w:themeShade="BF"/>
+        </w:rPr>
+        <w:t>aes</w:t>
+      </w:r>
+      <w:proofErr w:type="spellEnd"/>
+      <w:r>
+        <w:rPr>
+          <w:b/>
+          <w:bCs/>
+          <w:color w:val="2F5496" w:themeColor="accent1" w:themeShade="BF"/>
+        </w:rPr>
+        <w:t>(</w:t>
+      </w:r>
+      <w:proofErr w:type="gramEnd"/>
+      <w:r>
+        <w:rPr>
+          <w:b/>
+          <w:bCs/>
+          <w:color w:val="2F5496" w:themeColor="accent1" w:themeShade="BF"/>
+        </w:rPr>
+        <w:t>x =</w:t>
       </w:r>
       <w:r>
         <w:rPr>
@@ -1712,13 +2748,41 @@
         </w:rPr>
         <w:tab/>
       </w:r>
-      <w:r>
-        <w:rPr>
-          <w:b/>
-          <w:bCs/>
-          <w:color w:val="2F5496" w:themeColor="accent1" w:themeShade="BF"/>
-        </w:rPr>
-        <w:t>geom_bar(position =</w:t>
+      <w:proofErr w:type="spellStart"/>
+      <w:r>
+        <w:rPr>
+          <w:b/>
+          <w:bCs/>
+          <w:color w:val="2F5496" w:themeColor="accent1" w:themeShade="BF"/>
+        </w:rPr>
+        <w:t>geom_</w:t>
+      </w:r>
+      <w:proofErr w:type="gramStart"/>
+      <w:r>
+        <w:rPr>
+          <w:b/>
+          <w:bCs/>
+          <w:color w:val="2F5496" w:themeColor="accent1" w:themeShade="BF"/>
+        </w:rPr>
+        <w:t>bar</w:t>
+      </w:r>
+      <w:proofErr w:type="spellEnd"/>
+      <w:r>
+        <w:rPr>
+          <w:b/>
+          <w:bCs/>
+          <w:color w:val="2F5496" w:themeColor="accent1" w:themeShade="BF"/>
+        </w:rPr>
+        <w:t>(</w:t>
+      </w:r>
+      <w:proofErr w:type="gramEnd"/>
+      <w:r>
+        <w:rPr>
+          <w:b/>
+          <w:bCs/>
+          <w:color w:val="2F5496" w:themeColor="accent1" w:themeShade="BF"/>
+        </w:rPr>
+        <w:t>position =</w:t>
       </w:r>
       <w:r>
         <w:rPr>
@@ -1748,28 +2812,181 @@
         </w:rPr>
         <w:t>+</w:t>
       </w:r>
+      <w:r>
+        <w:rPr>
+          <w:b/>
+          <w:bCs/>
+          <w:color w:val="2F5496" w:themeColor="accent1" w:themeShade="BF"/>
+        </w:rPr>
+        <w:t xml:space="preserve"> </w:t>
+      </w:r>
+      <w:r>
+        <w:rPr>
+          <w:color w:val="ED7D31" w:themeColor="accent2"/>
+        </w:rPr>
+        <w:t># importance of function shown below</w:t>
+      </w:r>
     </w:p>
     <w:p>
       <w:pPr>
         <w:ind w:firstLine="720"/>
         <w:rPr>
+          <w:b/>
+          <w:bCs/>
+          <w:color w:val="2F5496" w:themeColor="accent1" w:themeShade="BF"/>
+        </w:rPr>
+      </w:pPr>
+      <w:r>
+        <w:rPr>
+          <w:b/>
+          <w:bCs/>
+          <w:color w:val="2F5496" w:themeColor="accent1" w:themeShade="BF"/>
+        </w:rPr>
+        <w:lastRenderedPageBreak/>
+        <w:t xml:space="preserve">  </w:t>
+      </w:r>
+      <w:r>
+        <w:rPr>
+          <w:b/>
+          <w:bCs/>
+          <w:color w:val="2F5496" w:themeColor="accent1" w:themeShade="BF"/>
+        </w:rPr>
+        <w:tab/>
+      </w:r>
+      <w:r>
+        <w:rPr>
+          <w:b/>
+          <w:bCs/>
+          <w:color w:val="2F5496" w:themeColor="accent1" w:themeShade="BF"/>
+        </w:rPr>
+        <w:tab/>
+      </w:r>
+      <w:proofErr w:type="gramStart"/>
+      <w:r>
+        <w:rPr>
+          <w:b/>
+          <w:bCs/>
+          <w:color w:val="2F5496" w:themeColor="accent1" w:themeShade="BF"/>
+        </w:rPr>
+        <w:t>labs(</w:t>
+      </w:r>
+      <w:proofErr w:type="gramEnd"/>
+      <w:r>
+        <w:rPr>
+          <w:b/>
+          <w:bCs/>
+          <w:color w:val="2F5496" w:themeColor="accent1" w:themeShade="BF"/>
+        </w:rPr>
+        <w:t xml:space="preserve">title = </w:t>
+      </w:r>
+      <w:r>
+        <w:rPr>
           <w:color w:val="538135" w:themeColor="accent6" w:themeShade="BF"/>
         </w:rPr>
-      </w:pPr>
-      <w:r>
-        <w:rPr>
-          <w:b/>
-          <w:bCs/>
-          <w:color w:val="2F5496" w:themeColor="accent1" w:themeShade="BF"/>
-        </w:rPr>
-        <w:t xml:space="preserve">  </w:t>
-      </w:r>
-      <w:r>
-        <w:rPr>
-          <w:b/>
-          <w:bCs/>
-          <w:color w:val="2F5496" w:themeColor="accent1" w:themeShade="BF"/>
-        </w:rPr>
+        <w:t>"</w:t>
+      </w:r>
+      <w:r>
+        <w:rPr>
+          <w:color w:val="538135" w:themeColor="accent6" w:themeShade="BF"/>
+        </w:rPr>
+        <w:t>Title of Graph</w:t>
+      </w:r>
+      <w:r>
+        <w:rPr>
+          <w:color w:val="538135" w:themeColor="accent6" w:themeShade="BF"/>
+        </w:rPr>
+        <w:t>",</w:t>
+      </w:r>
+      <w:r>
+        <w:rPr>
+          <w:b/>
+          <w:bCs/>
+          <w:color w:val="538135" w:themeColor="accent6" w:themeShade="BF"/>
+        </w:rPr>
+        <w:t xml:space="preserve"> </w:t>
+      </w:r>
+      <w:r>
+        <w:rPr>
+          <w:b/>
+          <w:bCs/>
+          <w:color w:val="2F5496" w:themeColor="accent1" w:themeShade="BF"/>
+        </w:rPr>
+        <w:t xml:space="preserve">x = </w:t>
+      </w:r>
+      <w:r>
+        <w:rPr>
+          <w:color w:val="538135" w:themeColor="accent6" w:themeShade="BF"/>
+        </w:rPr>
+        <w:t>"</w:t>
+      </w:r>
+      <w:r>
+        <w:rPr>
+          <w:color w:val="538135" w:themeColor="accent6" w:themeShade="BF"/>
+        </w:rPr>
+        <w:t>x-axis title</w:t>
+      </w:r>
+      <w:r>
+        <w:rPr>
+          <w:color w:val="538135" w:themeColor="accent6" w:themeShade="BF"/>
+        </w:rPr>
+        <w:t>",</w:t>
+      </w:r>
+      <w:r>
+        <w:rPr>
+          <w:b/>
+          <w:bCs/>
+          <w:color w:val="538135" w:themeColor="accent6" w:themeShade="BF"/>
+        </w:rPr>
+        <w:t xml:space="preserve"> </w:t>
+      </w:r>
+      <w:r>
+        <w:rPr>
+          <w:b/>
+          <w:bCs/>
+          <w:color w:val="2F5496" w:themeColor="accent1" w:themeShade="BF"/>
+        </w:rPr>
+        <w:t xml:space="preserve">y = </w:t>
+      </w:r>
+      <w:r>
+        <w:rPr>
+          <w:color w:val="538135" w:themeColor="accent6" w:themeShade="BF"/>
+        </w:rPr>
+        <w:t>"Counts"</w:t>
+      </w:r>
+      <w:r>
+        <w:rPr>
+          <w:b/>
+          <w:bCs/>
+          <w:color w:val="000000" w:themeColor="text1"/>
+        </w:rPr>
+        <w:t xml:space="preserve">) </w:t>
+      </w:r>
+      <w:r>
+        <w:rPr>
+          <w:b/>
+          <w:bCs/>
+          <w:color w:val="2F5496" w:themeColor="accent1" w:themeShade="BF"/>
+        </w:rPr>
+        <w:t>+</w:t>
+      </w:r>
+    </w:p>
+    <w:p>
+      <w:pPr>
+        <w:rPr>
+          <w:b/>
+          <w:bCs/>
+          <w:color w:val="2F5496" w:themeColor="accent1" w:themeShade="BF"/>
+        </w:rPr>
+      </w:pPr>
+      <w:r>
+        <w:rPr>
+          <w:b/>
+          <w:bCs/>
+          <w:color w:val="2F5496" w:themeColor="accent1" w:themeShade="BF"/>
+        </w:rPr>
+        <w:t xml:space="preserve"> </w:t>
+      </w:r>
+      <w:r>
         <w:tab/>
       </w:r>
       <w:r>
@@ -1778,191 +2995,318 @@
           <w:bCs/>
           <w:color w:val="2F5496" w:themeColor="accent1" w:themeShade="BF"/>
         </w:rPr>
+        <w:t xml:space="preserve"> </w:t>
+      </w:r>
+      <w:r>
+        <w:rPr>
+          <w:b/>
+          <w:bCs/>
+          <w:color w:val="2F5496" w:themeColor="accent1" w:themeShade="BF"/>
+        </w:rPr>
+        <w:t xml:space="preserve"> </w:t>
+      </w:r>
+      <w:r>
         <w:tab/>
       </w:r>
       <w:r>
-        <w:rPr>
-          <w:b/>
-          <w:bCs/>
-          <w:color w:val="2F5496" w:themeColor="accent1" w:themeShade="BF"/>
-        </w:rPr>
-        <w:t xml:space="preserve">labs(title = </w:t>
+        <w:tab/>
+      </w:r>
+      <w:proofErr w:type="spellStart"/>
+      <w:r>
+        <w:rPr>
+          <w:b/>
+          <w:bCs/>
+          <w:color w:val="2F5496" w:themeColor="accent1" w:themeShade="BF"/>
+        </w:rPr>
+        <w:t>theme_</w:t>
+      </w:r>
+      <w:proofErr w:type="gramStart"/>
+      <w:r>
+        <w:rPr>
+          <w:b/>
+          <w:bCs/>
+          <w:color w:val="2F5496" w:themeColor="accent1" w:themeShade="BF"/>
+        </w:rPr>
+        <w:t>minimal</w:t>
+      </w:r>
+      <w:proofErr w:type="spellEnd"/>
+      <w:r>
+        <w:rPr>
+          <w:b/>
+          <w:bCs/>
+          <w:color w:val="2F5496" w:themeColor="accent1" w:themeShade="BF"/>
+        </w:rPr>
+        <w:t>(</w:t>
+      </w:r>
+      <w:proofErr w:type="gramEnd"/>
+      <w:r>
+        <w:rPr>
+          <w:b/>
+          <w:bCs/>
+          <w:color w:val="2F5496" w:themeColor="accent1" w:themeShade="BF"/>
+        </w:rPr>
+        <w:t>)</w:t>
+      </w:r>
+    </w:p>
+    <w:p>
+      <w:pPr>
+        <w:rPr>
+          <w:b/>
+          <w:bCs/>
+          <w:color w:val="2F5496" w:themeColor="accent1" w:themeShade="BF"/>
+        </w:rPr>
+      </w:pPr>
+    </w:p>
+    <w:p>
+      <w:pPr>
+        <w:rPr>
+          <w:b/>
+          <w:bCs/>
+          <w:color w:val="2F5496" w:themeColor="accent1" w:themeShade="BF"/>
+        </w:rPr>
+      </w:pPr>
+      <w:r>
+        <w:rPr>
+          <w:b/>
+          <w:bCs/>
+          <w:color w:val="000000" w:themeColor="text1"/>
+        </w:rPr>
+        <w:t xml:space="preserve">Example </w:t>
+      </w:r>
+      <w:proofErr w:type="spellStart"/>
+      <w:r>
+        <w:rPr>
+          <w:b/>
+          <w:bCs/>
+          <w:color w:val="2F5496" w:themeColor="accent1" w:themeShade="BF"/>
+        </w:rPr>
+        <w:t>geom_</w:t>
+      </w:r>
+      <w:proofErr w:type="gramStart"/>
+      <w:r>
+        <w:rPr>
+          <w:b/>
+          <w:bCs/>
+          <w:color w:val="2F5496" w:themeColor="accent1" w:themeShade="BF"/>
+        </w:rPr>
+        <w:t>bar</w:t>
+      </w:r>
+      <w:proofErr w:type="spellEnd"/>
+      <w:r>
+        <w:rPr>
+          <w:b/>
+          <w:bCs/>
+          <w:color w:val="2F5496" w:themeColor="accent1" w:themeShade="BF"/>
+        </w:rPr>
+        <w:t>(</w:t>
+      </w:r>
+      <w:proofErr w:type="gramEnd"/>
+      <w:r>
+        <w:rPr>
+          <w:b/>
+          <w:bCs/>
+          <w:color w:val="2F5496" w:themeColor="accent1" w:themeShade="BF"/>
+        </w:rPr>
+        <w:t xml:space="preserve">position = </w:t>
       </w:r>
       <w:r>
         <w:rPr>
           <w:color w:val="538135" w:themeColor="accent6" w:themeShade="BF"/>
         </w:rPr>
-        <w:t>"</w:t>
-      </w:r>
-      <w:r>
-        <w:rPr>
-          <w:color w:val="538135" w:themeColor="accent6" w:themeShade="BF"/>
-        </w:rPr>
-        <w:t>Title of Graph</w:t>
-      </w:r>
-      <w:r>
-        <w:rPr>
-          <w:color w:val="538135" w:themeColor="accent6" w:themeShade="BF"/>
-        </w:rPr>
-        <w:t>",</w:t>
-      </w:r>
-      <w:r>
-        <w:rPr>
-          <w:b/>
-          <w:bCs/>
-          <w:color w:val="538135" w:themeColor="accent6" w:themeShade="BF"/>
-        </w:rPr>
-        <w:t xml:space="preserve"> </w:t>
-      </w:r>
-      <w:r>
-        <w:rPr>
-          <w:b/>
-          <w:bCs/>
-          <w:color w:val="2F5496" w:themeColor="accent1" w:themeShade="BF"/>
-        </w:rPr>
-        <w:t xml:space="preserve">x = </w:t>
-      </w:r>
-      <w:r>
-        <w:rPr>
-          <w:color w:val="538135" w:themeColor="accent6" w:themeShade="BF"/>
-        </w:rPr>
-        <w:t>"</w:t>
-      </w:r>
-      <w:r>
-        <w:rPr>
-          <w:color w:val="538135" w:themeColor="accent6" w:themeShade="BF"/>
-        </w:rPr>
-        <w:t>x-axis title</w:t>
-      </w:r>
-      <w:r>
-        <w:rPr>
-          <w:color w:val="538135" w:themeColor="accent6" w:themeShade="BF"/>
-        </w:rPr>
-        <w:t>",</w:t>
-      </w:r>
-      <w:r>
-        <w:rPr>
-          <w:b/>
-          <w:bCs/>
-          <w:color w:val="538135" w:themeColor="accent6" w:themeShade="BF"/>
-        </w:rPr>
-        <w:t xml:space="preserve"> </w:t>
-      </w:r>
-      <w:r>
-        <w:rPr>
-          <w:b/>
-          <w:bCs/>
-          <w:color w:val="2F5496" w:themeColor="accent1" w:themeShade="BF"/>
-        </w:rPr>
-        <w:t xml:space="preserve">y = </w:t>
-      </w:r>
-      <w:r>
-        <w:rPr>
-          <w:color w:val="538135" w:themeColor="accent6" w:themeShade="BF"/>
-        </w:rPr>
-        <w:t>"Counts"</w:t>
-      </w:r>
-      <w:r>
-        <w:rPr>
-          <w:color w:val="538135" w:themeColor="accent6" w:themeShade="BF"/>
-        </w:rPr>
-        <w:t xml:space="preserve">, </w:t>
-      </w:r>
-    </w:p>
-    <w:p>
-      <w:pPr>
-        <w:ind w:left="2160" w:firstLine="720"/>
-        <w:rPr>
-          <w:b/>
-          <w:bCs/>
-          <w:color w:val="2F5496" w:themeColor="accent1" w:themeShade="BF"/>
-        </w:rPr>
-      </w:pPr>
-      <w:r>
-        <w:rPr>
-          <w:b/>
-          <w:bCs/>
-          <w:color w:val="2F5496" w:themeColor="accent1" w:themeShade="BF"/>
-        </w:rPr>
-        <w:t>fill =</w:t>
-      </w:r>
-      <w:r>
-        <w:rPr>
-          <w:color w:val="2F5496" w:themeColor="accent1" w:themeShade="BF"/>
-        </w:rPr>
-        <w:t xml:space="preserve"> </w:t>
-      </w:r>
-      <w:r>
-        <w:rPr>
-          <w:color w:val="538135" w:themeColor="accent6" w:themeShade="BF"/>
-        </w:rPr>
-        <w:t>“Custom Category Name for Variable 2”</w:t>
-      </w:r>
-      <w:r>
-        <w:rPr>
-          <w:b/>
-          <w:bCs/>
-          <w:color w:val="000000" w:themeColor="text1"/>
-        </w:rPr>
-        <w:t xml:space="preserve">) </w:t>
-      </w:r>
-      <w:r>
-        <w:rPr>
-          <w:b/>
-          <w:bCs/>
-          <w:color w:val="2F5496" w:themeColor="accent1" w:themeShade="BF"/>
-        </w:rPr>
-        <w:t>+</w:t>
-      </w:r>
-    </w:p>
-    <w:p>
-      <w:pPr>
-        <w:rPr>
-          <w:b/>
-          <w:bCs/>
-          <w:color w:val="2F5496" w:themeColor="accent1" w:themeShade="BF"/>
-        </w:rPr>
-      </w:pPr>
-      <w:r>
-        <w:rPr>
-          <w:b/>
-          <w:bCs/>
-          <w:color w:val="2F5496" w:themeColor="accent1" w:themeShade="BF"/>
-        </w:rPr>
-        <w:t xml:space="preserve"> </w:t>
-      </w:r>
-      <w:r>
-        <w:tab/>
-      </w:r>
-      <w:r>
-        <w:rPr>
-          <w:b/>
-          <w:bCs/>
-          <w:color w:val="2F5496" w:themeColor="accent1" w:themeShade="BF"/>
-        </w:rPr>
-        <w:t xml:space="preserve"> </w:t>
-      </w:r>
-      <w:r>
-        <w:rPr>
-          <w:b/>
-          <w:bCs/>
-          <w:color w:val="2F5496" w:themeColor="accent1" w:themeShade="BF"/>
-        </w:rPr>
-        <w:t xml:space="preserve"> </w:t>
-      </w:r>
-      <w:r>
-        <w:tab/>
-      </w:r>
-      <w:r>
-        <w:tab/>
-      </w:r>
-      <w:r>
-        <w:rPr>
-          <w:b/>
-          <w:bCs/>
-          <w:color w:val="2F5496" w:themeColor="accent1" w:themeShade="BF"/>
-        </w:rPr>
-        <w:t>theme_minimal()</w:t>
+        <w:t>"dodge"</w:t>
+      </w:r>
+      <w:r>
+        <w:rPr>
+          <w:b/>
+          <w:bCs/>
+          <w:color w:val="2F5496" w:themeColor="accent1" w:themeShade="BF"/>
+        </w:rPr>
+        <w:t>)</w:t>
+      </w:r>
+      <w:r>
+        <w:rPr>
+          <w:b/>
+          <w:bCs/>
+          <w:color w:val="000000" w:themeColor="text1"/>
+        </w:rPr>
+        <w:t>:</w:t>
+      </w:r>
+    </w:p>
+    <w:p>
+      <w:pPr>
+        <w:pStyle w:val="Compact"/>
+        <w:spacing w:line="259" w:lineRule="auto"/>
+        <w:rPr>
+          <w:rFonts w:asciiTheme="majorHAnsi" w:hAnsiTheme="majorHAnsi" w:cstheme="majorBidi"/>
+        </w:rPr>
+      </w:pPr>
+      <w:r>
+        <w:rPr>
+          <w:rFonts w:asciiTheme="majorHAnsi" w:hAnsiTheme="majorHAnsi" w:cstheme="majorBidi"/>
+        </w:rPr>
+        <w:t>NO (position = “dodge”) example </w:t>
+      </w:r>
+    </w:p>
+    <w:p>
+      <w:pPr>
+        <w:rPr>
+          <w:b/>
+          <w:bCs/>
+          <w:color w:val="2F5496" w:themeColor="accent1" w:themeShade="BF"/>
+        </w:rPr>
+      </w:pPr>
+      <w:r>
+        <w:rPr>
+          <w:rFonts w:asciiTheme="majorHAnsi" w:hAnsiTheme="majorHAnsi" w:cstheme="majorBidi"/>
+          <w:noProof/>
+        </w:rPr>
+        <w:drawing>
+          <wp:inline distT="0" distB="0" distL="0" distR="0" wp14:anchorId="62DEBD7E" wp14:editId="7A8DB114">
+            <wp:extent cx="4079081" cy="2560320"/>
+            <wp:effectExtent l="0" t="0" r="0" b="5080"/>
+            <wp:docPr id="1223739397" name="Picture 4" descr="A graph with a red and blue rectangle&#10;&#10;Description automatically generated"/>
+            <wp:cNvGraphicFramePr>
+              <a:graphicFrameLocks xmlns:a="http://schemas.openxmlformats.org/drawingml/2006/main" noChangeAspect="1"/>
+            </wp:cNvGraphicFramePr>
+            <a:graphic xmlns:a="http://schemas.openxmlformats.org/drawingml/2006/main">
+              <a:graphicData uri="http://schemas.openxmlformats.org/drawingml/2006/picture">
+                <pic:pic xmlns:pic="http://schemas.openxmlformats.org/drawingml/2006/picture">
+                  <pic:nvPicPr>
+                    <pic:cNvPr id="0" name="Picture 13" descr="A graph with a red and blue rectangle&#10;&#10;Description automatically generated"/>
+                    <pic:cNvPicPr>
+                      <a:picLocks noChangeAspect="1" noChangeArrowheads="1"/>
+                    </pic:cNvPicPr>
+                  </pic:nvPicPr>
+                  <pic:blipFill>
+                    <a:blip r:embed="rId6" cstate="print">
+                      <a:extLst>
+                        <a:ext uri="{28A0092B-C50C-407E-A947-70E740481C1C}">
+                          <a14:useLocalDpi xmlns:a14="http://schemas.microsoft.com/office/drawing/2010/main" val="0"/>
+                        </a:ext>
+                      </a:extLst>
+                    </a:blip>
+                    <a:srcRect/>
+                    <a:stretch>
+                      <a:fillRect/>
+                    </a:stretch>
+                  </pic:blipFill>
+                  <pic:spPr bwMode="auto">
+                    <a:xfrm>
+                      <a:off x="0" y="0"/>
+                      <a:ext cx="4079081" cy="2560320"/>
+                    </a:xfrm>
+                    <a:prstGeom prst="rect">
+                      <a:avLst/>
+                    </a:prstGeom>
+                    <a:noFill/>
+                    <a:ln>
+                      <a:noFill/>
+                    </a:ln>
+                  </pic:spPr>
+                </pic:pic>
+              </a:graphicData>
+            </a:graphic>
+          </wp:inline>
+        </w:drawing>
+      </w:r>
+    </w:p>
+    <w:p>
+      <w:pPr>
+        <w:rPr>
+          <w:rFonts w:asciiTheme="majorHAnsi" w:hAnsiTheme="majorHAnsi" w:cstheme="majorBidi"/>
+        </w:rPr>
+      </w:pPr>
+      <w:r>
+        <w:rPr>
+          <w:rFonts w:asciiTheme="majorHAnsi" w:hAnsiTheme="majorHAnsi" w:cstheme="majorBidi"/>
+        </w:rPr>
+        <w:t>YES (position= “dodge”) </w:t>
+      </w:r>
+    </w:p>
+    <w:p>
+      <w:pPr>
+        <w:rPr>
+          <w:b/>
+          <w:bCs/>
+          <w:color w:val="2F5496" w:themeColor="accent1" w:themeShade="BF"/>
+        </w:rPr>
+      </w:pPr>
+      <w:r>
+        <w:rPr>
+          <w:rFonts w:asciiTheme="majorHAnsi" w:hAnsiTheme="majorHAnsi" w:cstheme="majorBidi"/>
+          <w:noProof/>
+        </w:rPr>
+        <w:drawing>
+          <wp:inline distT="0" distB="0" distL="0" distR="0" wp14:anchorId="07EE1C69" wp14:editId="2444B2D7">
+            <wp:extent cx="4240249" cy="2377440"/>
+            <wp:effectExtent l="0" t="0" r="1905" b="0"/>
+            <wp:docPr id="2102620488" name="Picture 6" descr="A graph with different colored squares&#10;&#10;Description automatically generated with medium confidence"/>
+            <wp:cNvGraphicFramePr>
+              <a:graphicFrameLocks xmlns:a="http://schemas.openxmlformats.org/drawingml/2006/main" noChangeAspect="1"/>
+            </wp:cNvGraphicFramePr>
+            <a:graphic xmlns:a="http://schemas.openxmlformats.org/drawingml/2006/main">
+              <a:graphicData uri="http://schemas.openxmlformats.org/drawingml/2006/picture">
+                <pic:pic xmlns:pic="http://schemas.openxmlformats.org/drawingml/2006/picture">
+                  <pic:nvPicPr>
+                    <pic:cNvPr id="0" name="Picture 20" descr="A graph with different colored squares&#10;&#10;Description automatically generated with medium confidence"/>
+                    <pic:cNvPicPr>
+                      <a:picLocks noChangeAspect="1" noChangeArrowheads="1"/>
+                    </pic:cNvPicPr>
+                  </pic:nvPicPr>
+                  <pic:blipFill>
+                    <a:blip r:embed="rId7" cstate="print">
+                      <a:extLst>
+                        <a:ext uri="{28A0092B-C50C-407E-A947-70E740481C1C}">
+                          <a14:useLocalDpi xmlns:a14="http://schemas.microsoft.com/office/drawing/2010/main" val="0"/>
+                        </a:ext>
+                      </a:extLst>
+                    </a:blip>
+                    <a:srcRect/>
+                    <a:stretch>
+                      <a:fillRect/>
+                    </a:stretch>
+                  </pic:blipFill>
+                  <pic:spPr bwMode="auto">
+                    <a:xfrm>
+                      <a:off x="0" y="0"/>
+                      <a:ext cx="4240249" cy="2377440"/>
+                    </a:xfrm>
+                    <a:prstGeom prst="rect">
+                      <a:avLst/>
+                    </a:prstGeom>
+                    <a:noFill/>
+                    <a:ln>
+                      <a:noFill/>
+                    </a:ln>
+                  </pic:spPr>
+                </pic:pic>
+              </a:graphicData>
+            </a:graphic>
+          </wp:inline>
+        </w:drawing>
+      </w:r>
+    </w:p>
+    <w:p>
+      <w:pPr>
+        <w:rPr>
+          <w:color w:val="000000" w:themeColor="text1"/>
+        </w:rPr>
+      </w:pPr>
+      <w:r>
+        <w:rPr>
+          <w:b/>
+          <w:bCs/>
+          <w:i/>
+          <w:iCs/>
+          <w:color w:val="000000" w:themeColor="text1"/>
+        </w:rPr>
+        <w:t>Note.</w:t>
+      </w:r>
+      <w:r>
+        <w:rPr>
+          <w:color w:val="000000" w:themeColor="text1"/>
+        </w:rPr>
+        <w:t xml:space="preserve"> Plots with bars plotted side by side are more readily interpretable to the viewer and are the preferred visualization. </w:t>
       </w:r>
     </w:p>
     <w:p>
@@ -1995,6 +3339,32 @@
         </w:rPr>
         <w:t>Run Chi-Square tests</w:t>
       </w:r>
+      <w:r>
+        <w:rPr>
+          <w:b/>
+          <w:bCs/>
+          <w:color w:val="000000" w:themeColor="text1"/>
+        </w:rPr>
+        <w:t xml:space="preserve"> </w:t>
+      </w:r>
+      <w:r>
+        <w:rPr>
+          <w:b/>
+          <w:bCs/>
+          <w:i/>
+          <w:iCs/>
+          <w:color w:val="000000" w:themeColor="text1"/>
+        </w:rPr>
+        <w:t xml:space="preserve">AFTER </w:t>
+      </w:r>
+      <w:r>
+        <w:rPr>
+          <w:b/>
+          <w:bCs/>
+          <w:color w:val="000000" w:themeColor="text1"/>
+        </w:rPr>
+        <w:t>you state your hypothesis question(s)</w:t>
+      </w:r>
     </w:p>
     <w:p>
       <w:pPr>
@@ -2009,13 +3379,23 @@
           <w:color w:val="000000" w:themeColor="text1"/>
         </w:rPr>
       </w:pPr>
-      <w:r>
-        <w:rPr>
-          <w:b/>
-          <w:bCs/>
-          <w:color w:val="000000" w:themeColor="text1"/>
-        </w:rPr>
-        <w:t xml:space="preserve">chi_df </w:t>
+      <w:proofErr w:type="spellStart"/>
+      <w:r>
+        <w:rPr>
+          <w:b/>
+          <w:bCs/>
+          <w:color w:val="000000" w:themeColor="text1"/>
+        </w:rPr>
+        <w:t>chi_df</w:t>
+      </w:r>
+      <w:proofErr w:type="spellEnd"/>
+      <w:r>
+        <w:rPr>
+          <w:b/>
+          <w:bCs/>
+          <w:color w:val="000000" w:themeColor="text1"/>
+        </w:rPr>
+        <w:t xml:space="preserve"> </w:t>
       </w:r>
       <w:r>
         <w:rPr>
@@ -2023,14 +3403,25 @@
         </w:rPr>
         <w:t xml:space="preserve">&lt;- </w:t>
       </w:r>
-      <w:r>
-        <w:rPr>
-          <w:b/>
-          <w:bCs/>
-          <w:color w:val="2F5496" w:themeColor="accent1" w:themeShade="BF"/>
-        </w:rPr>
-        <w:t>chisq.test</w:t>
-      </w:r>
+      <w:proofErr w:type="spellStart"/>
+      <w:r>
+        <w:rPr>
+          <w:b/>
+          <w:bCs/>
+          <w:color w:val="2F5496" w:themeColor="accent1" w:themeShade="BF"/>
+        </w:rPr>
+        <w:t>chisq.</w:t>
+      </w:r>
+      <w:proofErr w:type="gramStart"/>
+      <w:r>
+        <w:rPr>
+          <w:b/>
+          <w:bCs/>
+          <w:color w:val="2F5496" w:themeColor="accent1" w:themeShade="BF"/>
+        </w:rPr>
+        <w:t>test</w:t>
+      </w:r>
+      <w:proofErr w:type="spellEnd"/>
       <w:r>
         <w:rPr>
           <w:b/>
@@ -2039,6 +3430,8 @@
         </w:rPr>
         <w:t>(</w:t>
       </w:r>
+      <w:proofErr w:type="spellStart"/>
+      <w:proofErr w:type="gramEnd"/>
       <w:r>
         <w:rPr>
           <w:rFonts w:eastAsia="Times New Roman"/>
@@ -2048,6 +3441,7 @@
         </w:rPr>
         <w:t>your_data</w:t>
       </w:r>
+      <w:proofErr w:type="spellEnd"/>
       <w:r>
         <w:rPr>
           <w:color w:val="000000" w:themeColor="text1"/>
@@ -2066,6 +3460,7 @@
         </w:rPr>
         <w:t xml:space="preserve">, </w:t>
       </w:r>
+      <w:proofErr w:type="spellStart"/>
       <w:r>
         <w:rPr>
           <w:rFonts w:eastAsia="Times New Roman"/>
@@ -2075,6 +3470,7 @@
         </w:rPr>
         <w:t>your_data</w:t>
       </w:r>
+      <w:proofErr w:type="spellEnd"/>
       <w:r>
         <w:rPr>
           <w:color w:val="000000" w:themeColor="text1"/>
@@ -2104,13 +3500,23 @@
           <w:color w:val="000000" w:themeColor="text1"/>
         </w:rPr>
       </w:pPr>
-      <w:r>
-        <w:rPr>
-          <w:b/>
-          <w:bCs/>
-          <w:color w:val="000000" w:themeColor="text1"/>
-        </w:rPr>
-        <w:t xml:space="preserve">chi_df </w:t>
+      <w:proofErr w:type="spellStart"/>
+      <w:r>
+        <w:rPr>
+          <w:b/>
+          <w:bCs/>
+          <w:color w:val="000000" w:themeColor="text1"/>
+        </w:rPr>
+        <w:t>chi_df</w:t>
+      </w:r>
+      <w:proofErr w:type="spellEnd"/>
+      <w:r>
+        <w:rPr>
+          <w:b/>
+          <w:bCs/>
+          <w:color w:val="000000" w:themeColor="text1"/>
+        </w:rPr>
+        <w:t xml:space="preserve"> </w:t>
       </w:r>
       <w:r>
         <w:rPr>
@@ -2132,6 +3538,7 @@
           <w:color w:val="000000" w:themeColor="text1"/>
         </w:rPr>
       </w:pPr>
+      <w:proofErr w:type="spellStart"/>
       <w:r>
         <w:rPr>
           <w:b/>
@@ -2146,7 +3553,16 @@
           <w:bCs/>
           <w:color w:val="2F5496" w:themeColor="accent1" w:themeShade="BF"/>
         </w:rPr>
-        <w:t xml:space="preserve">expected </w:t>
+        <w:t>expected</w:t>
+      </w:r>
+      <w:proofErr w:type="spellEnd"/>
+      <w:r>
+        <w:rPr>
+          <w:b/>
+          <w:bCs/>
+          <w:color w:val="2F5496" w:themeColor="accent1" w:themeShade="BF"/>
+        </w:rPr>
+        <w:t xml:space="preserve"> </w:t>
       </w:r>
       <w:r>
         <w:rPr>
@@ -2168,6 +3584,7 @@
           <w:color w:val="000000" w:themeColor="text1"/>
         </w:rPr>
       </w:pPr>
+      <w:proofErr w:type="spellStart"/>
       <w:r>
         <w:rPr>
           <w:b/>
@@ -2183,6 +3600,174 @@
           <w:color w:val="2F5496" w:themeColor="accent1" w:themeShade="BF"/>
         </w:rPr>
         <w:t>observed</w:t>
+      </w:r>
+      <w:proofErr w:type="spellEnd"/>
+    </w:p>
+    <w:p>
+      <w:pPr>
+        <w:pStyle w:val="ListParagraph"/>
+        <w:ind w:left="1440"/>
+        <w:rPr>
+          <w:color w:val="000000" w:themeColor="text1"/>
+        </w:rPr>
+      </w:pPr>
+      <w:r>
+        <w:rPr>
+          <w:color w:val="000000" w:themeColor="text1"/>
+        </w:rPr>
+        <w:t>## Display just the chi^2 statistic:</w:t>
+      </w:r>
+    </w:p>
+    <w:p>
+      <w:pPr>
+        <w:pStyle w:val="ListParagraph"/>
+        <w:numPr>
+          <w:ilvl w:val="1"/>
+          <w:numId w:val="6"/>
+        </w:numPr>
+        <w:rPr>
+          <w:b/>
+          <w:bCs/>
+          <w:color w:val="000000" w:themeColor="text1"/>
+        </w:rPr>
+      </w:pPr>
+      <w:proofErr w:type="spellStart"/>
+      <w:r>
+        <w:rPr>
+          <w:b/>
+          <w:bCs/>
+          <w:color w:val="000000" w:themeColor="text1"/>
+        </w:rPr>
+        <w:t>chi_b$</w:t>
+      </w:r>
+      <w:r>
+        <w:rPr>
+          <w:b/>
+          <w:bCs/>
+          <w:color w:val="2F5496" w:themeColor="accent1" w:themeShade="BF"/>
+        </w:rPr>
+        <w:t>statistic</w:t>
+      </w:r>
+      <w:proofErr w:type="spellEnd"/>
+    </w:p>
+    <w:p>
+      <w:pPr>
+        <w:pStyle w:val="ListParagraph"/>
+        <w:ind w:left="1440"/>
+        <w:rPr>
+          <w:color w:val="000000" w:themeColor="text1"/>
+        </w:rPr>
+      </w:pPr>
+      <w:r>
+        <w:rPr>
+          <w:color w:val="000000" w:themeColor="text1"/>
+        </w:rPr>
+        <w:t>## Display the p-value</w:t>
+      </w:r>
+    </w:p>
+    <w:p>
+      <w:pPr>
+        <w:pStyle w:val="ListParagraph"/>
+        <w:numPr>
+          <w:ilvl w:val="1"/>
+          <w:numId w:val="6"/>
+        </w:numPr>
+        <w:rPr>
+          <w:b/>
+          <w:bCs/>
+          <w:color w:val="000000" w:themeColor="text1"/>
+        </w:rPr>
+      </w:pPr>
+      <w:proofErr w:type="spellStart"/>
+      <w:r>
+        <w:rPr>
+          <w:b/>
+          <w:bCs/>
+          <w:color w:val="000000" w:themeColor="text1"/>
+        </w:rPr>
+        <w:lastRenderedPageBreak/>
+        <w:t>chi_b$</w:t>
+      </w:r>
+      <w:r>
+        <w:rPr>
+          <w:b/>
+          <w:bCs/>
+          <w:color w:val="2F5496" w:themeColor="accent1" w:themeShade="BF"/>
+        </w:rPr>
+        <w:t>p.value</w:t>
+      </w:r>
+      <w:proofErr w:type="spellEnd"/>
+    </w:p>
+    <w:p>
+      <w:pPr>
+        <w:ind w:left="720" w:firstLine="720"/>
+        <w:rPr>
+          <w:color w:val="000000" w:themeColor="text1"/>
+        </w:rPr>
+      </w:pPr>
+      <w:r>
+        <w:rPr>
+          <w:color w:val="000000" w:themeColor="text1"/>
+        </w:rPr>
+        <w:t># or rounded to 10 decimal places...</w:t>
+      </w:r>
+    </w:p>
+    <w:p>
+      <w:pPr>
+        <w:pStyle w:val="ListParagraph"/>
+        <w:numPr>
+          <w:ilvl w:val="1"/>
+          <w:numId w:val="6"/>
+        </w:numPr>
+        <w:rPr>
+          <w:b/>
+          <w:bCs/>
+          <w:color w:val="000000" w:themeColor="text1"/>
+        </w:rPr>
+      </w:pPr>
+      <w:proofErr w:type="gramStart"/>
+      <w:r>
+        <w:rPr>
+          <w:b/>
+          <w:bCs/>
+          <w:color w:val="2F5496" w:themeColor="accent1" w:themeShade="BF"/>
+        </w:rPr>
+        <w:t>round(</w:t>
+      </w:r>
+      <w:proofErr w:type="spellStart"/>
+      <w:proofErr w:type="gramEnd"/>
+      <w:r>
+        <w:rPr>
+          <w:b/>
+          <w:bCs/>
+          <w:color w:val="000000" w:themeColor="text1"/>
+        </w:rPr>
+        <w:t>chi_b$</w:t>
+      </w:r>
+      <w:r>
+        <w:rPr>
+          <w:b/>
+          <w:bCs/>
+          <w:color w:val="2F5496" w:themeColor="accent1" w:themeShade="BF"/>
+        </w:rPr>
+        <w:t>p.value</w:t>
+      </w:r>
+      <w:proofErr w:type="spellEnd"/>
+      <w:r>
+        <w:rPr>
+          <w:b/>
+          <w:bCs/>
+          <w:color w:val="000000" w:themeColor="text1"/>
+        </w:rPr>
+        <w:t>, 10</w:t>
+      </w:r>
+      <w:r>
+        <w:rPr>
+          <w:b/>
+          <w:bCs/>
+          <w:color w:val="2F5496" w:themeColor="accent1" w:themeShade="BF"/>
+        </w:rPr>
+        <w:t>)</w:t>
       </w:r>
     </w:p>
     <w:p>
@@ -2202,16 +3787,28 @@
         <w:rPr>
           <w:b/>
           <w:bCs/>
-          <w:color w:val="000000" w:themeColor="text1"/>
-        </w:rPr>
-      </w:pPr>
-      <w:r>
-        <w:rPr>
-          <w:b/>
-          <w:bCs/>
-          <w:color w:val="000000" w:themeColor="text1"/>
-        </w:rPr>
-        <w:t xml:space="preserve">Sub-setting data </w:t>
+          <w:i/>
+          <w:iCs/>
+          <w:color w:val="000000" w:themeColor="text1"/>
+        </w:rPr>
+      </w:pPr>
+      <w:proofErr w:type="spellStart"/>
+      <w:r>
+        <w:rPr>
+          <w:b/>
+          <w:bCs/>
+          <w:color w:val="000000" w:themeColor="text1"/>
+        </w:rPr>
+        <w:t>Subsetting</w:t>
+      </w:r>
+      <w:proofErr w:type="spellEnd"/>
+      <w:r>
+        <w:rPr>
+          <w:b/>
+          <w:bCs/>
+          <w:color w:val="000000" w:themeColor="text1"/>
+        </w:rPr>
+        <w:t xml:space="preserve"> data </w:t>
       </w:r>
       <w:r>
         <w:rPr>
@@ -2221,13 +3818,41 @@
         </w:rPr>
         <w:t xml:space="preserve">using </w:t>
       </w:r>
-      <w:r>
-        <w:rPr>
-          <w:b/>
-          <w:bCs/>
-          <w:color w:val="2F5496" w:themeColor="accent1" w:themeShade="BF"/>
-        </w:rPr>
-        <w:t>filter()</w:t>
+      <w:proofErr w:type="gramStart"/>
+      <w:r>
+        <w:rPr>
+          <w:b/>
+          <w:bCs/>
+          <w:color w:val="2F5496" w:themeColor="accent1" w:themeShade="BF"/>
+        </w:rPr>
+        <w:t>filter(</w:t>
+      </w:r>
+      <w:proofErr w:type="gramEnd"/>
+      <w:r>
+        <w:rPr>
+          <w:b/>
+          <w:bCs/>
+          <w:color w:val="2F5496" w:themeColor="accent1" w:themeShade="BF"/>
+        </w:rPr>
+        <w:t>)</w:t>
+      </w:r>
+      <w:r>
+        <w:rPr>
+          <w:b/>
+          <w:bCs/>
+          <w:color w:val="2F5496" w:themeColor="accent1" w:themeShade="BF"/>
+        </w:rPr>
+        <w:t xml:space="preserve"> </w:t>
+      </w:r>
+      <w:r>
+        <w:rPr>
+          <w:b/>
+          <w:bCs/>
+          <w:i/>
+          <w:iCs/>
+          <w:color w:val="000000" w:themeColor="text1"/>
+        </w:rPr>
+        <w:t>[see example on page one for what filter is/does]</w:t>
       </w:r>
     </w:p>
     <w:p>
@@ -2243,14 +3868,25 @@
           <w:color w:val="000000" w:themeColor="text1"/>
         </w:rPr>
       </w:pPr>
-      <w:r>
-        <w:rPr>
-          <w:b/>
-          <w:bCs/>
-          <w:color w:val="000000" w:themeColor="text1"/>
-        </w:rPr>
-        <w:t xml:space="preserve">subset_data &lt;- </w:t>
-      </w:r>
+      <w:proofErr w:type="spellStart"/>
+      <w:r>
+        <w:rPr>
+          <w:b/>
+          <w:bCs/>
+          <w:color w:val="000000" w:themeColor="text1"/>
+        </w:rPr>
+        <w:t>subset_data</w:t>
+      </w:r>
+      <w:proofErr w:type="spellEnd"/>
+      <w:r>
+        <w:rPr>
+          <w:b/>
+          <w:bCs/>
+          <w:color w:val="000000" w:themeColor="text1"/>
+        </w:rPr>
+        <w:t xml:space="preserve"> &lt;- </w:t>
+      </w:r>
+      <w:proofErr w:type="gramStart"/>
       <w:r>
         <w:rPr>
           <w:b/>
@@ -2263,8 +3899,17 @@
         <w:rPr>
           <w:color w:val="000000" w:themeColor="text1"/>
         </w:rPr>
-        <w:t>(your_data</w:t>
-      </w:r>
+        <w:t>(</w:t>
+      </w:r>
+      <w:proofErr w:type="spellStart"/>
+      <w:proofErr w:type="gramEnd"/>
+      <w:r>
+        <w:rPr>
+          <w:color w:val="000000" w:themeColor="text1"/>
+        </w:rPr>
+        <w:t>your_data</w:t>
+      </w:r>
+      <w:proofErr w:type="spellEnd"/>
       <w:r>
         <w:rPr>
           <w:b/>
@@ -2336,14 +3981,57 @@
         <w:rPr>
           <w:color w:val="C45911" w:themeColor="accent2" w:themeShade="BF"/>
         </w:rPr>
-        <w:t>variable 3 the other categorical variable you’re subsetting</w:t>
+        <w:t>variable 3</w:t>
       </w:r>
       <w:r>
         <w:rPr>
           <w:color w:val="C45911" w:themeColor="accent2" w:themeShade="BF"/>
         </w:rPr>
-        <w:t>, i.e., gender</w:t>
-      </w:r>
+        <w:t>:</w:t>
+      </w:r>
+      <w:r>
+        <w:rPr>
+          <w:color w:val="C45911" w:themeColor="accent2" w:themeShade="BF"/>
+        </w:rPr>
+        <w:t xml:space="preserve"> the other categorical variable you’re </w:t>
+      </w:r>
+      <w:proofErr w:type="spellStart"/>
+      <w:r>
+        <w:rPr>
+          <w:color w:val="C45911" w:themeColor="accent2" w:themeShade="BF"/>
+        </w:rPr>
+        <w:t>subsetting</w:t>
+      </w:r>
+      <w:proofErr w:type="spellEnd"/>
+      <w:r>
+        <w:rPr>
+          <w:color w:val="C45911" w:themeColor="accent2" w:themeShade="BF"/>
+        </w:rPr>
+        <w:t xml:space="preserve">, i.e., </w:t>
+      </w:r>
+      <w:proofErr w:type="spellStart"/>
+      <w:r>
+        <w:rPr>
+          <w:color w:val="C45911" w:themeColor="accent2" w:themeShade="BF"/>
+        </w:rPr>
+        <w:t>c</w:t>
+      </w:r>
+      <w:r>
+        <w:rPr>
+          <w:color w:val="C45911" w:themeColor="accent2" w:themeShade="BF"/>
+        </w:rPr>
+        <w:t>gender</w:t>
+      </w:r>
+      <w:proofErr w:type="spellEnd"/>
+    </w:p>
+    <w:p>
+      <w:pPr>
+        <w:pStyle w:val="ListParagraph"/>
+        <w:ind w:left="1440"/>
+        <w:rPr>
+          <w:color w:val="C45911" w:themeColor="accent2" w:themeShade="BF"/>
+        </w:rPr>
+      </w:pPr>
     </w:p>
     <w:p>
       <w:pPr>
@@ -2382,7 +4070,43 @@
           <w:bCs/>
           <w:color w:val="2F5496" w:themeColor="accent1" w:themeShade="BF"/>
         </w:rPr>
-        <w:t xml:space="preserve"> chisq.test()</w:t>
+        <w:t xml:space="preserve"> </w:t>
+      </w:r>
+      <w:proofErr w:type="spellStart"/>
+      <w:r>
+        <w:rPr>
+          <w:b/>
+          <w:bCs/>
+          <w:color w:val="2F5496" w:themeColor="accent1" w:themeShade="BF"/>
+        </w:rPr>
+        <w:t>chisq.</w:t>
+      </w:r>
+      <w:proofErr w:type="gramStart"/>
+      <w:r>
+        <w:rPr>
+          <w:b/>
+          <w:bCs/>
+          <w:color w:val="2F5496" w:themeColor="accent1" w:themeShade="BF"/>
+        </w:rPr>
+        <w:t>test</w:t>
+      </w:r>
+      <w:proofErr w:type="spellEnd"/>
+      <w:r>
+        <w:rPr>
+          <w:b/>
+          <w:bCs/>
+          <w:color w:val="2F5496" w:themeColor="accent1" w:themeShade="BF"/>
+        </w:rPr>
+        <w:t>(</w:t>
+      </w:r>
+      <w:proofErr w:type="gramEnd"/>
+      <w:r>
+        <w:rPr>
+          <w:b/>
+          <w:bCs/>
+          <w:color w:val="2F5496" w:themeColor="accent1" w:themeShade="BF"/>
+        </w:rPr>
+        <w:t>)</w:t>
       </w:r>
       <w:r>
         <w:rPr>
@@ -2402,7 +4126,103 @@
           <w:bCs/>
           <w:color w:val="000000" w:themeColor="text1"/>
         </w:rPr>
-        <w:t xml:space="preserve"> subset_data</w:t>
+        <w:t xml:space="preserve"> </w:t>
+      </w:r>
+      <w:proofErr w:type="spellStart"/>
+      <w:r>
+        <w:rPr>
+          <w:b/>
+          <w:bCs/>
+          <w:color w:val="000000" w:themeColor="text1"/>
+        </w:rPr>
+        <w:t>subset_data</w:t>
+      </w:r>
+      <w:proofErr w:type="spellEnd"/>
+    </w:p>
+    <w:p>
+      <w:pPr>
+        <w:pStyle w:val="ListParagraph"/>
+        <w:ind w:left="1440"/>
+        <w:rPr>
+          <w:color w:val="000000" w:themeColor="text1"/>
+        </w:rPr>
+      </w:pPr>
+      <w:r>
+        <w:rPr>
+          <w:color w:val="000000" w:themeColor="text1"/>
+        </w:rPr>
+        <w:t>e.g.</w:t>
+      </w:r>
+    </w:p>
+    <w:p>
+      <w:pPr>
+        <w:pStyle w:val="ListParagraph"/>
+        <w:ind w:left="1440"/>
+        <w:rPr>
+          <w:b/>
+          <w:bCs/>
+          <w:color w:val="2F5496" w:themeColor="accent1" w:themeShade="BF"/>
+        </w:rPr>
+      </w:pPr>
+      <w:proofErr w:type="spellStart"/>
+      <w:r>
+        <w:rPr>
+          <w:b/>
+          <w:bCs/>
+          <w:color w:val="2F5496" w:themeColor="accent1" w:themeShade="BF"/>
+        </w:rPr>
+        <w:t>chisq.</w:t>
+      </w:r>
+      <w:proofErr w:type="gramStart"/>
+      <w:r>
+        <w:rPr>
+          <w:b/>
+          <w:bCs/>
+          <w:color w:val="2F5496" w:themeColor="accent1" w:themeShade="BF"/>
+        </w:rPr>
+        <w:t>test</w:t>
+      </w:r>
+      <w:proofErr w:type="spellEnd"/>
+      <w:r>
+        <w:rPr>
+          <w:b/>
+          <w:bCs/>
+          <w:color w:val="2F5496" w:themeColor="accent1" w:themeShade="BF"/>
+        </w:rPr>
+        <w:t>(</w:t>
+      </w:r>
+      <w:proofErr w:type="gramEnd"/>
+      <w:r>
+        <w:rPr>
+          <w:b/>
+          <w:bCs/>
+          <w:color w:val="000000" w:themeColor="text1"/>
+        </w:rPr>
+        <w:t>subset_data$</w:t>
+      </w:r>
+      <w:r>
+        <w:rPr>
+          <w:b/>
+          <w:bCs/>
+          <w:color w:val="2F5496" w:themeColor="accent1" w:themeShade="BF"/>
+        </w:rPr>
+        <w:t>variable1</w:t>
+      </w:r>
+      <w:r>
+        <w:rPr>
+          <w:b/>
+          <w:bCs/>
+          <w:color w:val="000000" w:themeColor="text1"/>
+        </w:rPr>
+        <w:t>, subset_data2$</w:t>
+      </w:r>
+      <w:r>
+        <w:rPr>
+          <w:b/>
+          <w:bCs/>
+          <w:color w:val="2F5496" w:themeColor="accent1" w:themeShade="BF"/>
+        </w:rPr>
+        <w:t>variable2)</w:t>
       </w:r>
     </w:p>
     <w:sectPr>
@@ -2416,7 +4236,7 @@
 </file>
 
 <file path=word/numbering.xml><?xml version="1.0" encoding="utf-8"?>
-<w:numbering xmlns:wpc="http://schemas.microsoft.com/office/word/2010/wordprocessingCanvas" xmlns:cx="http://schemas.microsoft.com/office/drawing/2014/chartex" xmlns:cx1="http://schemas.microsoft.com/office/drawing/2015/9/8/chartex" xmlns:cx2="http://schemas.microsoft.com/office/drawing/2015/10/21/chartex" xmlns:cx3="http://schemas.microsoft.com/office/drawing/2016/5/9/chartex" xmlns:cx4="http://schemas.microsoft.com/office/drawing/2016/5/10/chartex" xmlns:cx5="http://schemas.microsoft.com/office/drawing/2016/5/11/chartex" xmlns:cx6="http://schemas.microsoft.com/office/drawing/2016/5/12/chartex" xmlns:cx7="http://schemas.microsoft.com/office/drawing/2016/5/13/chartex" xmlns:cx8="http://schemas.microsoft.com/office/drawing/2016/5/14/chartex" xmlns:mc="http://schemas.openxmlformats.org/markup-compatibility/2006" xmlns:aink="http://schemas.microsoft.com/office/drawing/2016/ink" xmlns:am3d="http://schemas.microsoft.com/office/drawing/2017/model3d" xmlns:o="urn:schemas-microsoft-com:office:office" xmlns:oel="http://schemas.microsoft.com/office/2019/extlst" xmlns:r="http://schemas.openxmlformats.org/officeDocument/2006/relationships" xmlns:m="http://schemas.openxmlformats.org/officeDocument/2006/math" xmlns:v="urn:schemas-microsoft-com:vml" xmlns:wp14="http://schemas.microsoft.com/office/word/2010/wordprocessingDrawing" xmlns:wp="http://schemas.openxmlformats.org/drawingml/2006/wordprocessingDrawing" xmlns:w10="urn:schemas-microsoft-com:office:word" xmlns:w="http://schemas.openxmlformats.org/wordprocessingml/2006/main" xmlns:w14="http://schemas.microsoft.com/office/word/2010/wordml" xmlns:w15="http://schemas.microsoft.com/office/word/2012/wordml" xmlns:w16cex="http://schemas.microsoft.com/office/word/2018/wordml/cex" xmlns:w16cid="http://schemas.microsoft.com/office/word/2016/wordml/cid" xmlns:w16="http://schemas.microsoft.com/office/word/2018/wordml" xmlns:w16du="http://schemas.microsoft.com/office/word/2023/wordml/word16du" xmlns:w16sdtdh="http://schemas.microsoft.com/office/word/2020/wordml/sdtdatahash" xmlns:w16se="http://schemas.microsoft.com/office/word/2015/wordml/symex" xmlns:wpg="http://schemas.microsoft.com/office/word/2010/wordprocessingGroup" xmlns:wpi="http://schemas.microsoft.com/office/word/2010/wordprocessingInk" xmlns:wne="http://schemas.microsoft.com/office/word/2006/wordml" xmlns:wps="http://schemas.microsoft.com/office/word/2010/wordprocessingShape" mc:Ignorable="w14 w15 w16se w16cid w16 w16cex w16sdtdh w16du wp14">
+<w:numbering xmlns:wpc="http://schemas.microsoft.com/office/word/2010/wordprocessingCanvas" xmlns:cx="http://schemas.microsoft.com/office/drawing/2014/chartex" xmlns:cx1="http://schemas.microsoft.com/office/drawing/2015/9/8/chartex" xmlns:cx2="http://schemas.microsoft.com/office/drawing/2015/10/21/chartex" xmlns:cx3="http://schemas.microsoft.com/office/drawing/2016/5/9/chartex" xmlns:cx4="http://schemas.microsoft.com/office/drawing/2016/5/10/chartex" xmlns:cx5="http://schemas.microsoft.com/office/drawing/2016/5/11/chartex" xmlns:cx6="http://schemas.microsoft.com/office/drawing/2016/5/12/chartex" xmlns:cx7="http://schemas.microsoft.com/office/drawing/2016/5/13/chartex" xmlns:cx8="http://schemas.microsoft.com/office/drawing/2016/5/14/chartex" xmlns:mc="http://schemas.openxmlformats.org/markup-compatibility/2006" xmlns:aink="http://schemas.microsoft.com/office/drawing/2016/ink" xmlns:am3d="http://schemas.microsoft.com/office/drawing/2017/model3d" xmlns:o="urn:schemas-microsoft-com:office:office" xmlns:oel="http://schemas.microsoft.com/office/2019/extlst" xmlns:r="http://schemas.openxmlformats.org/officeDocument/2006/relationships" xmlns:m="http://schemas.openxmlformats.org/officeDocument/2006/math" xmlns:v="urn:schemas-microsoft-com:vml" xmlns:wp14="http://schemas.microsoft.com/office/word/2010/wordprocessingDrawing" xmlns:wp="http://schemas.openxmlformats.org/drawingml/2006/wordprocessingDrawing" xmlns:w10="urn:schemas-microsoft-com:office:word" xmlns:w="http://schemas.openxmlformats.org/wordprocessingml/2006/main" xmlns:w14="http://schemas.microsoft.com/office/word/2010/wordml" xmlns:w15="http://schemas.microsoft.com/office/word/2012/wordml" xmlns:w16cex="http://schemas.microsoft.com/office/word/2018/wordml/cex" xmlns:w16cid="http://schemas.microsoft.com/office/word/2016/wordml/cid" xmlns:w16="http://schemas.microsoft.com/office/word/2018/wordml" xmlns:w16du="http://schemas.microsoft.com/office/word/2023/wordml/word16du" xmlns:w16sdtdh="http://schemas.microsoft.com/office/word/2020/wordml/sdtdatahash" xmlns:w16sdtfl="http://schemas.microsoft.com/office/word/2024/wordml/sdtformatlock" xmlns:w16se="http://schemas.microsoft.com/office/word/2015/wordml/symex" xmlns:wpg="http://schemas.microsoft.com/office/word/2010/wordprocessingGroup" xmlns:wpi="http://schemas.microsoft.com/office/word/2010/wordprocessingInk" xmlns:wne="http://schemas.microsoft.com/office/word/2006/wordml" xmlns:wps="http://schemas.microsoft.com/office/word/2010/wordprocessingShape" mc:Ignorable="w14 w15 w16se w16cid w16 w16cex w16sdtdh w16sdtfl w16du wp14">
   <w:abstractNum w:abstractNumId="0" w15:restartNumberingAfterBreak="0">
     <w:nsid w:val="00A99411"/>
     <w:multiLevelType w:val="multilevel"/>
@@ -2595,6 +4415,156 @@
     </w:lvl>
   </w:abstractNum>
   <w:abstractNum w:abstractNumId="2" w15:restartNumberingAfterBreak="0">
+    <w:nsid w:val="11C31CF2"/>
+    <w:multiLevelType w:val="multilevel"/>
+    <w:tmpl w:val="AEA214C4"/>
+    <w:lvl w:ilvl="0">
+      <w:start w:val="1"/>
+      <w:numFmt w:val="bullet"/>
+      <w:lvlText w:val=""/>
+      <w:lvlJc w:val="left"/>
+      <w:pPr>
+        <w:tabs>
+          <w:tab w:val="num" w:pos="720"/>
+        </w:tabs>
+        <w:ind w:left="720" w:hanging="360"/>
+      </w:pPr>
+      <w:rPr>
+        <w:rFonts w:ascii="Symbol" w:hAnsi="Symbol" w:hint="default"/>
+        <w:color w:val="000000" w:themeColor="text1"/>
+        <w:sz w:val="20"/>
+      </w:rPr>
+    </w:lvl>
+    <w:lvl w:ilvl="1" w:tentative="1">
+      <w:start w:val="1"/>
+      <w:numFmt w:val="bullet"/>
+      <w:lvlText w:val="o"/>
+      <w:lvlJc w:val="left"/>
+      <w:pPr>
+        <w:tabs>
+          <w:tab w:val="num" w:pos="1440"/>
+        </w:tabs>
+        <w:ind w:left="1440" w:hanging="360"/>
+      </w:pPr>
+      <w:rPr>
+        <w:rFonts w:ascii="Courier New" w:hAnsi="Courier New" w:hint="default"/>
+        <w:sz w:val="20"/>
+      </w:rPr>
+    </w:lvl>
+    <w:lvl w:ilvl="2" w:tentative="1">
+      <w:start w:val="1"/>
+      <w:numFmt w:val="bullet"/>
+      <w:lvlText w:val=""/>
+      <w:lvlJc w:val="left"/>
+      <w:pPr>
+        <w:tabs>
+          <w:tab w:val="num" w:pos="2160"/>
+        </w:tabs>
+        <w:ind w:left="2160" w:hanging="360"/>
+      </w:pPr>
+      <w:rPr>
+        <w:rFonts w:ascii="Wingdings" w:hAnsi="Wingdings" w:hint="default"/>
+        <w:sz w:val="20"/>
+      </w:rPr>
+    </w:lvl>
+    <w:lvl w:ilvl="3" w:tentative="1">
+      <w:start w:val="1"/>
+      <w:numFmt w:val="bullet"/>
+      <w:lvlText w:val=""/>
+      <w:lvlJc w:val="left"/>
+      <w:pPr>
+        <w:tabs>
+          <w:tab w:val="num" w:pos="2880"/>
+        </w:tabs>
+        <w:ind w:left="2880" w:hanging="360"/>
+      </w:pPr>
+      <w:rPr>
+        <w:rFonts w:ascii="Wingdings" w:hAnsi="Wingdings" w:hint="default"/>
+        <w:sz w:val="20"/>
+      </w:rPr>
+    </w:lvl>
+    <w:lvl w:ilvl="4" w:tentative="1">
+      <w:start w:val="1"/>
+      <w:numFmt w:val="bullet"/>
+      <w:lvlText w:val=""/>
+      <w:lvlJc w:val="left"/>
+      <w:pPr>
+        <w:tabs>
+          <w:tab w:val="num" w:pos="3600"/>
+        </w:tabs>
+        <w:ind w:left="3600" w:hanging="360"/>
+      </w:pPr>
+      <w:rPr>
+        <w:rFonts w:ascii="Wingdings" w:hAnsi="Wingdings" w:hint="default"/>
+        <w:sz w:val="20"/>
+      </w:rPr>
+    </w:lvl>
+    <w:lvl w:ilvl="5" w:tentative="1">
+      <w:start w:val="1"/>
+      <w:numFmt w:val="bullet"/>
+      <w:lvlText w:val=""/>
+      <w:lvlJc w:val="left"/>
+      <w:pPr>
+        <w:tabs>
+          <w:tab w:val="num" w:pos="4320"/>
+        </w:tabs>
+        <w:ind w:left="4320" w:hanging="360"/>
+      </w:pPr>
+      <w:rPr>
+        <w:rFonts w:ascii="Wingdings" w:hAnsi="Wingdings" w:hint="default"/>
+        <w:sz w:val="20"/>
+      </w:rPr>
+    </w:lvl>
+    <w:lvl w:ilvl="6" w:tentative="1">
+      <w:start w:val="1"/>
+      <w:numFmt w:val="bullet"/>
+      <w:lvlText w:val=""/>
+      <w:lvlJc w:val="left"/>
+      <w:pPr>
+        <w:tabs>
+          <w:tab w:val="num" w:pos="5040"/>
+        </w:tabs>
+        <w:ind w:left="5040" w:hanging="360"/>
+      </w:pPr>
+      <w:rPr>
+        <w:rFonts w:ascii="Wingdings" w:hAnsi="Wingdings" w:hint="default"/>
+        <w:sz w:val="20"/>
+      </w:rPr>
+    </w:lvl>
+    <w:lvl w:ilvl="7" w:tentative="1">
+      <w:start w:val="1"/>
+      <w:numFmt w:val="bullet"/>
+      <w:lvlText w:val=""/>
+      <w:lvlJc w:val="left"/>
+      <w:pPr>
+        <w:tabs>
+          <w:tab w:val="num" w:pos="5760"/>
+        </w:tabs>
+        <w:ind w:left="5760" w:hanging="360"/>
+      </w:pPr>
+      <w:rPr>
+        <w:rFonts w:ascii="Wingdings" w:hAnsi="Wingdings" w:hint="default"/>
+        <w:sz w:val="20"/>
+      </w:rPr>
+    </w:lvl>
+    <w:lvl w:ilvl="8" w:tentative="1">
+      <w:start w:val="1"/>
+      <w:numFmt w:val="bullet"/>
+      <w:lvlText w:val=""/>
+      <w:lvlJc w:val="left"/>
+      <w:pPr>
+        <w:tabs>
+          <w:tab w:val="num" w:pos="6480"/>
+        </w:tabs>
+        <w:ind w:left="6480" w:hanging="360"/>
+      </w:pPr>
+      <w:rPr>
+        <w:rFonts w:ascii="Wingdings" w:hAnsi="Wingdings" w:hint="default"/>
+        <w:sz w:val="20"/>
+      </w:rPr>
+    </w:lvl>
+  </w:abstractNum>
+  <w:abstractNum w:abstractNumId="3" w15:restartNumberingAfterBreak="0">
     <w:nsid w:val="1CA51A76"/>
     <w:multiLevelType w:val="hybridMultilevel"/>
     <w:tmpl w:val="9392D466"/>
@@ -2733,7 +4703,7 @@
       </w:rPr>
     </w:lvl>
   </w:abstractNum>
-  <w:abstractNum w:abstractNumId="3" w15:restartNumberingAfterBreak="0">
+  <w:abstractNum w:abstractNumId="4" w15:restartNumberingAfterBreak="0">
     <w:nsid w:val="40E42C6E"/>
     <w:multiLevelType w:val="multilevel"/>
     <w:tmpl w:val="62107C10"/>
@@ -2846,7 +4816,7 @@
       </w:pPr>
     </w:lvl>
   </w:abstractNum>
-  <w:abstractNum w:abstractNumId="4" w15:restartNumberingAfterBreak="0">
+  <w:abstractNum w:abstractNumId="5" w15:restartNumberingAfterBreak="0">
     <w:nsid w:val="452B47B1"/>
     <w:multiLevelType w:val="hybridMultilevel"/>
     <w:tmpl w:val="11041E44"/>
@@ -2985,7 +4955,7 @@
       </w:rPr>
     </w:lvl>
   </w:abstractNum>
-  <w:abstractNum w:abstractNumId="5" w15:restartNumberingAfterBreak="0">
+  <w:abstractNum w:abstractNumId="6" w15:restartNumberingAfterBreak="0">
     <w:nsid w:val="4D8D528E"/>
     <w:multiLevelType w:val="hybridMultilevel"/>
     <w:tmpl w:val="BD084E44"/>
@@ -3082,7 +5052,7 @@
       </w:pPr>
     </w:lvl>
   </w:abstractNum>
-  <w:abstractNum w:abstractNumId="6" w15:restartNumberingAfterBreak="0">
+  <w:abstractNum w:abstractNumId="7" w15:restartNumberingAfterBreak="0">
     <w:nsid w:val="540A53E7"/>
     <w:multiLevelType w:val="hybridMultilevel"/>
     <w:tmpl w:val="3126F690"/>
@@ -3195,7 +5165,7 @@
       </w:rPr>
     </w:lvl>
   </w:abstractNum>
-  <w:abstractNum w:abstractNumId="7" w15:restartNumberingAfterBreak="0">
+  <w:abstractNum w:abstractNumId="8" w15:restartNumberingAfterBreak="0">
     <w:nsid w:val="5BAB0AF8"/>
     <w:multiLevelType w:val="multilevel"/>
     <w:tmpl w:val="BCF46210"/>
@@ -3340,7 +5310,7 @@
       </w:rPr>
     </w:lvl>
   </w:abstractNum>
-  <w:abstractNum w:abstractNumId="8" w15:restartNumberingAfterBreak="0">
+  <w:abstractNum w:abstractNumId="9" w15:restartNumberingAfterBreak="0">
     <w:nsid w:val="619F6DC7"/>
     <w:multiLevelType w:val="hybridMultilevel"/>
     <w:tmpl w:val="1C94C70E"/>
@@ -3430,7 +5400,7 @@
       </w:pPr>
     </w:lvl>
   </w:abstractNum>
-  <w:abstractNum w:abstractNumId="9" w15:restartNumberingAfterBreak="0">
+  <w:abstractNum w:abstractNumId="10" w15:restartNumberingAfterBreak="0">
     <w:nsid w:val="63F02E02"/>
     <w:multiLevelType w:val="hybridMultilevel"/>
     <w:tmpl w:val="7C7C18FE"/>
@@ -3543,7 +5513,7 @@
       </w:pPr>
     </w:lvl>
   </w:abstractNum>
-  <w:abstractNum w:abstractNumId="10" w15:restartNumberingAfterBreak="0">
+  <w:abstractNum w:abstractNumId="11" w15:restartNumberingAfterBreak="0">
     <w:nsid w:val="66342319"/>
     <w:multiLevelType w:val="hybridMultilevel"/>
     <w:tmpl w:val="A27C209E"/>
@@ -3695,40 +5665,43 @@
     </w:lvlOverride>
   </w:num>
   <w:num w:numId="3" w16cid:durableId="1978533054">
+    <w:abstractNumId w:val="4"/>
+  </w:num>
+  <w:num w:numId="4" w16cid:durableId="1082678427">
+    <w:abstractNumId w:val="9"/>
+  </w:num>
+  <w:num w:numId="5" w16cid:durableId="1121922533">
+    <w:abstractNumId w:val="10"/>
+  </w:num>
+  <w:num w:numId="6" w16cid:durableId="2092971664">
+    <w:abstractNumId w:val="6"/>
+  </w:num>
+  <w:num w:numId="7" w16cid:durableId="1545750152">
     <w:abstractNumId w:val="3"/>
   </w:num>
-  <w:num w:numId="4" w16cid:durableId="1082678427">
-    <w:abstractNumId w:val="8"/>
-  </w:num>
-  <w:num w:numId="5" w16cid:durableId="1121922533">
-    <w:abstractNumId w:val="9"/>
-  </w:num>
-  <w:num w:numId="6" w16cid:durableId="2092971664">
+  <w:num w:numId="8" w16cid:durableId="1186943497">
     <w:abstractNumId w:val="5"/>
   </w:num>
-  <w:num w:numId="7" w16cid:durableId="1545750152">
-    <w:abstractNumId w:val="2"/>
-  </w:num>
-  <w:num w:numId="8" w16cid:durableId="1186943497">
-    <w:abstractNumId w:val="4"/>
-  </w:num>
   <w:num w:numId="9" w16cid:durableId="1089891220">
-    <w:abstractNumId w:val="6"/>
+    <w:abstractNumId w:val="7"/>
   </w:num>
   <w:num w:numId="10" w16cid:durableId="261423674">
     <w:abstractNumId w:val="1"/>
   </w:num>
   <w:num w:numId="11" w16cid:durableId="1838567972">
-    <w:abstractNumId w:val="10"/>
+    <w:abstractNumId w:val="11"/>
   </w:num>
   <w:num w:numId="12" w16cid:durableId="1960605957">
-    <w:abstractNumId w:val="7"/>
+    <w:abstractNumId w:val="8"/>
+  </w:num>
+  <w:num w:numId="13" w16cid:durableId="781846938">
+    <w:abstractNumId w:val="2"/>
   </w:num>
 </w:numbering>
 </file>
 
 <file path=word/styles.xml><?xml version="1.0" encoding="utf-8"?>
-<w:styles xmlns:mc="http://schemas.openxmlformats.org/markup-compatibility/2006" xmlns:r="http://schemas.openxmlformats.org/officeDocument/2006/relationships" xmlns:w="http://schemas.openxmlformats.org/wordprocessingml/2006/main" xmlns:w14="http://schemas.microsoft.com/office/word/2010/wordml" xmlns:w15="http://schemas.microsoft.com/office/word/2012/wordml" xmlns:w16cex="http://schemas.microsoft.com/office/word/2018/wordml/cex" xmlns:w16cid="http://schemas.microsoft.com/office/word/2016/wordml/cid" xmlns:w16="http://schemas.microsoft.com/office/word/2018/wordml" xmlns:w16du="http://schemas.microsoft.com/office/word/2023/wordml/word16du" xmlns:w16sdtdh="http://schemas.microsoft.com/office/word/2020/wordml/sdtdatahash" xmlns:w16se="http://schemas.microsoft.com/office/word/2015/wordml/symex" mc:Ignorable="w14 w15 w16se w16cid w16 w16cex w16sdtdh w16du">
+<w:styles xmlns:mc="http://schemas.openxmlformats.org/markup-compatibility/2006" xmlns:r="http://schemas.openxmlformats.org/officeDocument/2006/relationships" xmlns:w="http://schemas.openxmlformats.org/wordprocessingml/2006/main" xmlns:w14="http://schemas.microsoft.com/office/word/2010/wordml" xmlns:w15="http://schemas.microsoft.com/office/word/2012/wordml" xmlns:w16cex="http://schemas.microsoft.com/office/word/2018/wordml/cex" xmlns:w16cid="http://schemas.microsoft.com/office/word/2016/wordml/cid" xmlns:w16="http://schemas.microsoft.com/office/word/2018/wordml" xmlns:w16du="http://schemas.microsoft.com/office/word/2023/wordml/word16du" xmlns:w16sdtdh="http://schemas.microsoft.com/office/word/2020/wordml/sdtdatahash" xmlns:w16sdtfl="http://schemas.microsoft.com/office/word/2024/wordml/sdtformatlock" xmlns:w16se="http://schemas.microsoft.com/office/word/2015/wordml/symex" mc:Ignorable="w14 w15 w16se w16cid w16 w16cex w16sdtdh w16sdtfl w16du">
   <w:docDefaults>
     <w:rPrDefault>
       <w:rPr>
@@ -4395,6 +6368,41 @@
       <w:szCs w:val="20"/>
     </w:rPr>
   </w:style>
+  <w:style w:type="character" w:styleId="Strong">
+    <w:name w:val="Strong"/>
+    <w:basedOn w:val="DefaultParagraphFont"/>
+    <w:uiPriority w:val="22"/>
+    <w:qFormat/>
+    <w:rsid w:val="00E0622D"/>
+    <w:rPr>
+      <w:b/>
+      <w:bCs/>
+    </w:rPr>
+  </w:style>
+  <w:style w:type="character" w:styleId="HTMLCode">
+    <w:name w:val="HTML Code"/>
+    <w:basedOn w:val="DefaultParagraphFont"/>
+    <w:uiPriority w:val="99"/>
+    <w:semiHidden/>
+    <w:unhideWhenUsed/>
+    <w:rsid w:val="00E0622D"/>
+    <w:rPr>
+      <w:rFonts w:ascii="Courier New" w:eastAsia="Times New Roman" w:hAnsi="Courier New" w:cs="Courier New"/>
+      <w:sz w:val="20"/>
+      <w:szCs w:val="20"/>
+    </w:rPr>
+  </w:style>
+  <w:style w:type="character" w:styleId="Emphasis">
+    <w:name w:val="Emphasis"/>
+    <w:basedOn w:val="DefaultParagraphFont"/>
+    <w:uiPriority w:val="20"/>
+    <w:qFormat/>
+    <w:rsid w:val="00E0622D"/>
+    <w:rPr>
+      <w:i/>
+      <w:iCs/>
+    </w:rPr>
+  </w:style>
 </w:styles>
 </file>
 
